--- a/arb/docx/52.content.docx
+++ b/arb/docx/52.content.docx
@@ -22,7 +22,7 @@
         <w:rPr>
           <w:lang w:val="ar_AE" w:bidi="ar_AE"/>
         </w:rPr>
-        <w:t>Resource: ملاحظات الدراسة - مقدمات الكتب (تينديل)</w:t>
+        <w:t>Resource: Tyndale Open Study Notes</w:t>
       </w:r>
       <w:r>
         <w:rPr>
@@ -122,7 +122,7 @@
         <w:rPr>
           <w:lang w:val="ar_AE" w:bidi="ar_AE"/>
         </w:rPr>
-        <w:t>ملاحظات الدراسة - مقدمات الكتب (تينديل)</w:t>
+        <w:t>Tyndale Open Study Notes</w:t>
       </w:r>
     </w:p>
     <w:p>

--- a/arb/docx/52.content.docx
+++ b/arb/docx/52.content.docx
@@ -22,7 +22,7 @@
         <w:rPr>
           <w:lang w:val="ar_AE" w:bidi="ar_AE"/>
         </w:rPr>
-        <w:t>Resource: Tyndale Open Study Notes</w:t>
+        <w:t>Resource: Aquifer Open Study Notes (Book Intros)</w:t>
       </w:r>
       <w:r>
         <w:rPr>
@@ -122,7 +122,7 @@
         <w:rPr>
           <w:lang w:val="ar_AE" w:bidi="ar_AE"/>
         </w:rPr>
-        <w:t>Tyndale Open Study Notes</w:t>
+        <w:t>Aquifer Open Study Notes (Book Intros)</w:t>
       </w:r>
     </w:p>
     <w:p>

--- a/arb/docx/52.content.docx
+++ b/arb/docx/52.content.docx
@@ -9,6 +9,8 @@
       </w:pPr>
       <w:r>
         <w:rPr>
+          <w:rtl/>
+          <w:cs/>
           <w:lang w:val="ar_AE" w:bidi="ar_AE"/>
         </w:rPr>
       </w:r>
@@ -20,12 +22,16 @@
       </w:pPr>
       <w:r>
         <w:rPr>
+          <w:rtl/>
+          <w:cs/>
           <w:lang w:val="ar_AE" w:bidi="ar_AE"/>
         </w:rPr>
         <w:t>Resource: Aquifer Open Study Notes (Book Intros)</w:t>
       </w:r>
       <w:r>
         <w:rPr>
+          <w:rtl/>
+          <w:cs/>
           <w:lang w:val="ar_AE" w:bidi="ar_AE"/>
         </w:rPr>
       </w:r>
@@ -36,12 +42,16 @@
       </w:pPr>
       <w:r>
         <w:rPr>
+          <w:rtl/>
+          <w:cs/>
           <w:lang w:val="ar_AE" w:bidi="ar_AE"/>
         </w:rPr>
       </w:r>
       <w:r>
         <w:rPr>
           <w:b/>
+          <w:rtl/>
+          <w:cs/>
           <w:lang w:val="ar_AE" w:bidi="ar_AE"/>
         </w:rPr>
         <w:t>Aquifer Open Study Notes (Book Intros)</w:t>
@@ -53,35 +63,47 @@
       </w:pPr>
       <w:r>
         <w:rPr>
-          <w:lang w:val="ar_AE" w:bidi="ar_AE"/>
-        </w:rPr>
-      </w:r>
-      <w:r>
-        <w:rPr>
+          <w:rtl/>
+          <w:cs/>
+          <w:lang w:val="ar_AE" w:bidi="ar_AE"/>
+        </w:rPr>
+      </w:r>
+      <w:r>
+        <w:rPr>
+          <w:rtl/>
+          <w:cs/>
           <w:lang w:val="ar_AE" w:bidi="ar_AE"/>
         </w:rPr>
         <w:t xml:space="preserve">This work is an adaptation of </w:t>
       </w:r>
       <w:r>
         <w:rPr>
+          <w:rtl/>
+          <w:cs/>
           <w:lang w:val="ar_AE" w:bidi="ar_AE"/>
         </w:rPr>
         <w:t>Tyndale Open Study Notes</w:t>
       </w:r>
       <w:r>
         <w:rPr>
+          <w:rtl/>
+          <w:cs/>
           <w:lang w:val="ar_AE" w:bidi="ar_AE"/>
         </w:rPr>
         <w:t xml:space="preserve"> © 2023 Tyndale House Publishers, licensed under the CC BY-SA 4.0 license. The adaptation, </w:t>
       </w:r>
       <w:r>
         <w:rPr>
+          <w:rtl/>
+          <w:cs/>
           <w:lang w:val="ar_AE" w:bidi="ar_AE"/>
         </w:rPr>
         <w:t>Aquifer Open Study Notes</w:t>
       </w:r>
       <w:r>
         <w:rPr>
+          <w:rtl/>
+          <w:cs/>
           <w:lang w:val="ar_AE" w:bidi="ar_AE"/>
         </w:rPr>
         <w:t>, was created by Mission Mutual and is also licensed under CC BY-SA 4.0.</w:t>
@@ -93,22 +115,30 @@
       </w:pPr>
       <w:r>
         <w:rPr>
-          <w:lang w:val="ar_AE" w:bidi="ar_AE"/>
-        </w:rPr>
-      </w:r>
-      <w:r>
-        <w:rPr>
+          <w:rtl/>
+          <w:cs/>
+          <w:lang w:val="ar_AE" w:bidi="ar_AE"/>
+        </w:rPr>
+      </w:r>
+      <w:r>
+        <w:rPr>
+          <w:rtl/>
+          <w:cs/>
           <w:lang w:val="ar_AE" w:bidi="ar_AE"/>
         </w:rPr>
         <w:t>This resource has been adapted into multiple languages, including English, Tok Pisin, Arabic (عربي), French (Français), Hindi (हिंदी), Indonesian (Bahasa Indonesia), Portuguese (Português), Russian (Русский), Spanish (Español), Swahili (Kiswahili), and Simplified Chinese (简体中文).</w:t>
       </w:r>
       <w:r>
         <w:rPr>
-          <w:lang w:val="ar_AE" w:bidi="ar_AE"/>
-        </w:rPr>
-      </w:r>
-      <w:r>
-        <w:rPr>
+          <w:rtl/>
+          <w:cs/>
+          <w:lang w:val="ar_AE" w:bidi="ar_AE"/>
+        </w:rPr>
+      </w:r>
+      <w:r>
+        <w:rPr>
+          <w:rtl/>
+          <w:cs/>
           <w:lang w:val="ar_AE" w:bidi="ar_AE"/>
         </w:rPr>
       </w:r>
@@ -120,6 +150,8 @@
       </w:pPr>
       <w:r>
         <w:rPr>
+          <w:rtl/>
+          <w:cs/>
           <w:lang w:val="ar_AE" w:bidi="ar_AE"/>
         </w:rPr>
         <w:t>Aquifer Open Study Notes (Book Intros)</w:t>
@@ -149,6 +181,8 @@
       </w:pPr>
       <w:r>
         <w:rPr>
+          <w:rtl/>
+          <w:cs/>
           <w:lang w:val="ar_AE" w:bidi="ar_AE"/>
         </w:rPr>
       </w:r>
@@ -160,12 +194,16 @@
       </w:pPr>
       <w:r>
         <w:rPr>
+          <w:rtl/>
+          <w:cs/>
           <w:lang w:val="ar_AE" w:bidi="ar_AE"/>
         </w:rPr>
         <w:t>1TH</w:t>
       </w:r>
       <w:r>
         <w:rPr>
+          <w:rtl/>
+          <w:cs/>
           <w:lang w:val="ar_AE" w:bidi="ar_AE"/>
         </w:rPr>
       </w:r>
@@ -176,22 +214,30 @@
       </w:pPr>
       <w:r>
         <w:rPr>
-          <w:lang w:val="ar_AE" w:bidi="ar_AE"/>
-        </w:rPr>
-      </w:r>
-      <w:r>
-        <w:rPr>
+          <w:rtl/>
+          <w:cs/>
+          <w:lang w:val="ar_AE" w:bidi="ar_AE"/>
+        </w:rPr>
+      </w:r>
+      <w:r>
+        <w:rPr>
+          <w:rtl/>
+          <w:cs/>
           <w:lang w:val="ar_AE" w:bidi="ar_AE"/>
         </w:rPr>
         <w:t xml:space="preserve"> </w:t>
       </w:r>
       <w:r>
         <w:rPr>
-          <w:lang w:val="ar_AE" w:bidi="ar_AE"/>
-        </w:rPr>
-      </w:r>
-      <w:r>
-        <w:rPr>
+          <w:rtl/>
+          <w:cs/>
+          <w:lang w:val="ar_AE" w:bidi="ar_AE"/>
+        </w:rPr>
+      </w:r>
+      <w:r>
+        <w:rPr>
+          <w:rtl/>
+          <w:cs/>
           <w:lang w:val="ar_AE" w:bidi="ar_AE"/>
         </w:rPr>
       </w:r>
@@ -217,6 +263,8 @@
       </w:pPr>
       <w:r>
         <w:rPr>
+          <w:rtl/>
+          <w:cs/>
           <w:lang w:val="ar_AE" w:bidi="ar_AE"/>
         </w:rPr>
       </w:r>
@@ -228,12 +276,16 @@
       </w:pPr>
       <w:r>
         <w:rPr>
+          <w:rtl/>
+          <w:cs/>
           <w:lang w:val="ar_AE" w:bidi="ar_AE"/>
         </w:rPr>
         <w:t>تَسَالُونِيكِي الأُولَى</w:t>
       </w:r>
       <w:r>
         <w:rPr>
+          <w:rtl/>
+          <w:cs/>
           <w:lang w:val="ar_AE" w:bidi="ar_AE"/>
         </w:rPr>
       </w:r>
@@ -244,17 +296,23 @@
       </w:pPr>
       <w:r>
         <w:rPr>
-          <w:lang w:val="ar_AE" w:bidi="ar_AE"/>
-        </w:rPr>
-      </w:r>
-      <w:r>
-        <w:rPr>
+          <w:rtl/>
+          <w:cs/>
+          <w:lang w:val="ar_AE" w:bidi="ar_AE"/>
+        </w:rPr>
+      </w:r>
+      <w:r>
+        <w:rPr>
+          <w:rtl/>
+          <w:cs/>
           <w:lang w:val="ar_AE" w:bidi="ar_AE"/>
         </w:rPr>
         <w:t>بِحُكْمِ اهتدائِهِم إلى المسيحيَّةِ حديثًا، افْتَقَرَ مؤمنو الكنيسةِ في تَسَالُونِيكِي إلى الفَهْمِ الكامِلِ للإيمانِ المسيحيِّ، إضافةً إلى تعرُّضِهم لاضطهادٍ شديدٍ. هل يمكن للمؤمنين الجُدُدِ الصُّمُودُ في وجه مناخٍ اجتماعيٍّ معادٍ؟ تُذَكِّرُنا الرِّسَالَةُ الأُولَى إلى تَسَالُونِيكِي بأن القادَةَ الأمناءَ، والتَّعْلِيم الجَيَّد، والطَّاعَة كلَّها أمورٌ تُعِينُ المؤمنين على الثَّباتِ في إيمانِهِم. تُقَدِّمُ الرِّسَالَةُ رؤيةً واضحةً عن الله كإلهٍ فاعِلٍ بكلِّ قوَّةٍ في حياةِ من يدعُوهم عن طريقِ إنجيلِ يَسُوع المَسِيح</w:t>
       </w:r>
       <w:r>
         <w:rPr>
+          <w:rtl/>
+          <w:cs/>
           <w:lang w:val="ar_AE" w:bidi="ar_AE"/>
         </w:rPr>
         <w:t>.</w:t>
@@ -268,6 +326,8 @@
       <w:r>
         <w:rPr>
           <w:b/>
+          <w:rtl/>
+          <w:cs/>
           <w:lang w:val="ar_AE" w:bidi="ar_AE"/>
         </w:rPr>
         <w:t>سِياقُ الرِّسَالَةِ</w:t>
@@ -279,29 +339,39 @@
       </w:pPr>
       <w:r>
         <w:rPr>
-          <w:lang w:val="ar_AE" w:bidi="ar_AE"/>
-        </w:rPr>
-      </w:r>
-      <w:r>
-        <w:rPr>
+          <w:rtl/>
+          <w:cs/>
+          <w:lang w:val="ar_AE" w:bidi="ar_AE"/>
+        </w:rPr>
+      </w:r>
+      <w:r>
+        <w:rPr>
+          <w:rtl/>
+          <w:cs/>
           <w:lang w:val="ar_AE" w:bidi="ar_AE"/>
         </w:rPr>
         <w:t xml:space="preserve">كمَدِينَةٍ رئيسَةٍ في إقليمِ مَكِدُونِيَّةَ، حَظِيَتْ </w:t>
       </w:r>
       <w:r>
         <w:rPr>
+          <w:rtl/>
+          <w:cs/>
           <w:lang w:val="ar_AE" w:bidi="ar_AE"/>
         </w:rPr>
         <w:t xml:space="preserve">تَسَالُونِيكِي </w:t>
       </w:r>
       <w:r>
         <w:rPr>
+          <w:rtl/>
+          <w:cs/>
           <w:lang w:val="ar_AE" w:bidi="ar_AE"/>
         </w:rPr>
         <w:t>بإحسانِ روما، وبوجودِ المواطنين الرُّومان الذين استَقَرُّوا فيها. لم تكُنْ المَدِينَةُ خاضعةً للضرائبِ الرُّومانِيَّةِ، كان بوسعِها سَكُّ عملاتِها الخاصَّة، كما لم تَكُنْ المدينةُ مُجْبَرةً على إيواءِ الثَّكنات العسكرية لِقُوَّاتِ المُشاةِ الرُّومَانيَّةِ داخِل أَسْوارِهِا. ازْدَهَرَتْ المدينةُ كمركزٍ سياسيٍّ وتجاريٍّ امتدَّ تأثيرُهُ في كلِّ أنحاءِ إقليمِ مَكِدونِيَّةَ وما وراءه</w:t>
       </w:r>
       <w:r>
         <w:rPr>
+          <w:rtl/>
+          <w:cs/>
           <w:lang w:val="ar_AE" w:bidi="ar_AE"/>
         </w:rPr>
         <w:t>.</w:t>
@@ -313,23 +383,31 @@
       </w:pPr>
       <w:r>
         <w:rPr>
-          <w:lang w:val="ar_AE" w:bidi="ar_AE"/>
-        </w:rPr>
-      </w:r>
-      <w:r>
-        <w:rPr>
+          <w:rtl/>
+          <w:cs/>
+          <w:lang w:val="ar_AE" w:bidi="ar_AE"/>
+        </w:rPr>
+      </w:r>
+      <w:r>
+        <w:rPr>
+          <w:rtl/>
+          <w:cs/>
           <w:lang w:val="ar_AE" w:bidi="ar_AE"/>
         </w:rPr>
         <w:t xml:space="preserve">بِقَدْرِ تنوُّعِهم، </w:t>
       </w:r>
       <w:r>
         <w:rPr>
+          <w:rtl/>
+          <w:cs/>
           <w:lang w:val="ar_AE" w:bidi="ar_AE"/>
         </w:rPr>
         <w:t xml:space="preserve">ضَمَّ سكانُ تَسَالُونِيكِي المَكدُونيِّين، والرُّومان، واليهود إلى جانب شعوبٍ أخرى كانَتْ تسافِرُ عبْرَ المدينةِ. وقد صار الكثيرُ من الرُّومان، ممن اسْتَقَرُّوا هناك، من الأثرياء أصحاب الإحسان في المَدِينَةِ. كان عَدَدُ السكانِ اليهودِ كبيرًا بما يكفي ليكونَ لديهم مجمعٌ خاصٌّ بهم </w:t>
       </w:r>
       <w:r>
         <w:rPr>
+          <w:rtl/>
+          <w:cs/>
           <w:lang w:val="ar_AE" w:bidi="ar_AE"/>
         </w:rPr>
         <w:t>(</w:t>
@@ -337,6 +415,8 @@
       <w:hyperlink r:id="rId13">
         <w:r>
           <w:rPr>
+            <w:rtl/>
+            <w:cs/>
             <w:lang w:val="ar_AE" w:bidi="ar_AE"/>
           </w:rPr>
           <w:rPr>
@@ -348,6 +428,8 @@
       </w:hyperlink>
       <w:r>
         <w:rPr>
+          <w:rtl/>
+          <w:cs/>
           <w:lang w:val="ar_AE" w:bidi="ar_AE"/>
         </w:rPr>
         <w:t>).</w:t>
@@ -359,17 +441,23 @@
       </w:pPr>
       <w:r>
         <w:rPr>
-          <w:lang w:val="ar_AE" w:bidi="ar_AE"/>
-        </w:rPr>
-      </w:r>
-      <w:r>
-        <w:rPr>
+          <w:rtl/>
+          <w:cs/>
+          <w:lang w:val="ar_AE" w:bidi="ar_AE"/>
+        </w:rPr>
+      </w:r>
+      <w:r>
+        <w:rPr>
+          <w:rtl/>
+          <w:cs/>
           <w:lang w:val="ar_AE" w:bidi="ar_AE"/>
         </w:rPr>
         <w:t>يًدَوِّنُ البَشِير لُوقَا حقيقةَ تبشيرِ تَسَالُونِيكِي في</w:t>
       </w:r>
       <w:r>
         <w:rPr>
+          <w:rtl/>
+          <w:cs/>
           <w:lang w:val="ar_AE" w:bidi="ar_AE"/>
         </w:rPr>
         <w:t xml:space="preserve"> (</w:t>
@@ -377,6 +465,8 @@
       <w:hyperlink r:id="rId14">
         <w:r>
           <w:rPr>
+            <w:rtl/>
+            <w:cs/>
             <w:lang w:val="ar_AE" w:bidi="ar_AE"/>
           </w:rPr>
           <w:rPr>
@@ -388,18 +478,24 @@
       </w:hyperlink>
       <w:r>
         <w:rPr>
+          <w:rtl/>
+          <w:cs/>
           <w:lang w:val="ar_AE" w:bidi="ar_AE"/>
         </w:rPr>
         <w:t xml:space="preserve">). </w:t>
       </w:r>
       <w:r>
         <w:rPr>
+          <w:rtl/>
+          <w:cs/>
           <w:lang w:val="ar_AE" w:bidi="ar_AE"/>
         </w:rPr>
         <w:t>عندما وَعَظَ الرَّسُول بُولُس في المَجْمَعِ، آمن بعضُ اليهودِ بالمَسِيح. ومع ذلك، كان معظَمُ المهتدين إلى الإيمانِ المسيحيِّ في تَسَالُونِيكِي من الأُمَمِ الذين هَجَرُوا عبادَةَ الأوثانِ ليتبَعُوا المَسِيح</w:t>
       </w:r>
       <w:r>
         <w:rPr>
+          <w:rtl/>
+          <w:cs/>
           <w:lang w:val="ar_AE" w:bidi="ar_AE"/>
         </w:rPr>
         <w:t xml:space="preserve"> (</w:t>
@@ -407,6 +503,8 @@
       <w:hyperlink r:id="rId15">
         <w:r>
           <w:rPr>
+            <w:rtl/>
+            <w:cs/>
             <w:lang w:val="ar_AE" w:bidi="ar_AE"/>
           </w:rPr>
           <w:rPr>
@@ -418,6 +516,8 @@
       </w:hyperlink>
       <w:r>
         <w:rPr>
+          <w:rtl/>
+          <w:cs/>
           <w:lang w:val="ar_AE" w:bidi="ar_AE"/>
         </w:rPr>
         <w:t>).</w:t>
@@ -429,17 +529,23 @@
       </w:pPr>
       <w:r>
         <w:rPr>
-          <w:lang w:val="ar_AE" w:bidi="ar_AE"/>
-        </w:rPr>
-      </w:r>
-      <w:r>
-        <w:rPr>
+          <w:rtl/>
+          <w:cs/>
+          <w:lang w:val="ar_AE" w:bidi="ar_AE"/>
+        </w:rPr>
+      </w:r>
+      <w:r>
+        <w:rPr>
+          <w:rtl/>
+          <w:cs/>
           <w:lang w:val="ar_AE" w:bidi="ar_AE"/>
         </w:rPr>
         <w:t>أما اليهودُ الذين لم يَقْبَلُوا الإنجيل فقد أثاروا شَغَبًا ضد الرُّسُل واتهموا الرَّسُول بُولُس وسِيلَا بإحداثِ اضطرابٍ مَدَنِيٍّ</w:t>
       </w:r>
       <w:r>
         <w:rPr>
+          <w:rtl/>
+          <w:cs/>
           <w:lang w:val="ar_AE" w:bidi="ar_AE"/>
         </w:rPr>
         <w:t xml:space="preserve"> (</w:t>
@@ -447,6 +553,8 @@
       <w:hyperlink r:id="rId16">
         <w:r>
           <w:rPr>
+            <w:rtl/>
+            <w:cs/>
             <w:lang w:val="ar_AE" w:bidi="ar_AE"/>
           </w:rPr>
           <w:rPr>
@@ -458,6 +566,8 @@
       </w:hyperlink>
       <w:r>
         <w:rPr>
+          <w:rtl/>
+          <w:cs/>
           <w:lang w:val="ar_AE" w:bidi="ar_AE"/>
         </w:rPr>
         <w:t>). كانَتْ تَهْدُفُ التُّهْمَةُ إلى توليد أقصى مقاومة باستغلالِ عدم تسامُح الرُّومان إزاء الاضطرابِ المجتمعيِّ. ونتيجةً لذلك، اضْطَّر الرَّسُول بُولُس ورفاقُهُ إلى مغادَرَةِ المدينةِ بعد فترةٍ وجيزةٍ.</w:t>
@@ -469,29 +579,39 @@
       </w:pPr>
       <w:r>
         <w:rPr>
-          <w:lang w:val="ar_AE" w:bidi="ar_AE"/>
-        </w:rPr>
-      </w:r>
-      <w:r>
-        <w:rPr>
+          <w:rtl/>
+          <w:cs/>
+          <w:lang w:val="ar_AE" w:bidi="ar_AE"/>
+        </w:rPr>
+      </w:r>
+      <w:r>
+        <w:rPr>
+          <w:rtl/>
+          <w:cs/>
           <w:lang w:val="ar_AE" w:bidi="ar_AE"/>
         </w:rPr>
         <w:t>تَرَكَ الرَّسُول بُولُس كنيسةً شابَّةً في الإيمان، ثم عانَتْ بعد ذلك من الاضطهادِ</w:t>
       </w:r>
       <w:r>
         <w:rPr>
+          <w:rtl/>
+          <w:cs/>
           <w:lang w:val="ar_AE" w:bidi="ar_AE"/>
         </w:rPr>
         <w:t xml:space="preserve"> </w:t>
       </w:r>
       <w:r>
         <w:rPr>
+          <w:rtl/>
+          <w:cs/>
           <w:lang w:val="ar_AE" w:bidi="ar_AE"/>
         </w:rPr>
         <w:t xml:space="preserve">بالفِعْلِ </w:t>
       </w:r>
       <w:r>
         <w:rPr>
+          <w:rtl/>
+          <w:cs/>
           <w:lang w:val="ar_AE" w:bidi="ar_AE"/>
         </w:rPr>
         <w:t>(</w:t>
@@ -499,6 +619,8 @@
       <w:hyperlink r:id="rId17">
         <w:r>
           <w:rPr>
+            <w:rtl/>
+            <w:cs/>
             <w:lang w:val="ar_AE" w:bidi="ar_AE"/>
           </w:rPr>
           <w:rPr>
@@ -510,6 +632,8 @@
       </w:hyperlink>
       <w:r>
         <w:rPr>
+          <w:rtl/>
+          <w:cs/>
           <w:lang w:val="ar_AE" w:bidi="ar_AE"/>
         </w:rPr>
         <w:t xml:space="preserve">; </w:t>
@@ -517,6 +641,8 @@
       <w:hyperlink r:id="rId18">
         <w:r>
           <w:rPr>
+            <w:rtl/>
+            <w:cs/>
             <w:lang w:val="ar_AE" w:bidi="ar_AE"/>
           </w:rPr>
           <w:rPr>
@@ -528,6 +654,8 @@
       </w:hyperlink>
       <w:r>
         <w:rPr>
+          <w:rtl/>
+          <w:cs/>
           <w:lang w:val="ar_AE" w:bidi="ar_AE"/>
         </w:rPr>
         <w:t xml:space="preserve">; </w:t>
@@ -535,6 +663,8 @@
       <w:hyperlink r:id="rId19">
         <w:r>
           <w:rPr>
+            <w:rtl/>
+            <w:cs/>
             <w:lang w:val="ar_AE" w:bidi="ar_AE"/>
           </w:rPr>
           <w:rPr>
@@ -546,18 +676,24 @@
       </w:hyperlink>
       <w:r>
         <w:rPr>
+          <w:rtl/>
+          <w:cs/>
           <w:lang w:val="ar_AE" w:bidi="ar_AE"/>
         </w:rPr>
         <w:t xml:space="preserve">). </w:t>
       </w:r>
       <w:r>
         <w:rPr>
+          <w:rtl/>
+          <w:cs/>
           <w:lang w:val="ar_AE" w:bidi="ar_AE"/>
         </w:rPr>
         <w:t>لم يَتَلَقَّ المسيحيون في تَسَالُونِيكِي كلَّ التعليمِ الذي يحتاجون إليه، أيضًا، لم تَكُنْ لديهم قيادةٌ ناضِجَةٌ للإشرافِ على الكنيسةِ. أن وَاصَلَ الرَّسُول بُولُس رحلَتَه التبشيريَّةَ في بِيرِيَّة، وأَثِينَا، وأخيرًا كُورِنْثُوس</w:t>
       </w:r>
       <w:r>
         <w:rPr>
+          <w:rtl/>
+          <w:cs/>
           <w:lang w:val="ar_AE" w:bidi="ar_AE"/>
         </w:rPr>
         <w:t xml:space="preserve"> (</w:t>
@@ -565,6 +701,8 @@
       <w:hyperlink r:id="rId20">
         <w:r>
           <w:rPr>
+            <w:rtl/>
+            <w:cs/>
             <w:lang w:val="ar_AE" w:bidi="ar_AE"/>
           </w:rPr>
           <w:rPr>
@@ -576,18 +714,24 @@
       </w:hyperlink>
       <w:r>
         <w:rPr>
+          <w:rtl/>
+          <w:cs/>
           <w:lang w:val="ar_AE" w:bidi="ar_AE"/>
         </w:rPr>
         <w:t xml:space="preserve">)، </w:t>
       </w:r>
       <w:r>
         <w:rPr>
+          <w:rtl/>
+          <w:cs/>
           <w:lang w:val="ar_AE" w:bidi="ar_AE"/>
         </w:rPr>
         <w:t>انْشَغَل للغايةِ بسلامَةِ الكنيسةِ في تَسَالُونِيكِي. محاولاتُهُ المتكرِّرَة للعَودَةِ إلى المدينَةِ أعاقَتْها ظروفٌ قاسيَةٌ نَسَبَها الرَّسُول نفسُه إلى الشَّيْطَانِ</w:t>
       </w:r>
       <w:r>
         <w:rPr>
+          <w:rtl/>
+          <w:cs/>
           <w:lang w:val="ar_AE" w:bidi="ar_AE"/>
         </w:rPr>
         <w:t xml:space="preserve"> (</w:t>
@@ -595,6 +739,8 @@
       <w:hyperlink r:id="rId21">
         <w:r>
           <w:rPr>
+            <w:rtl/>
+            <w:cs/>
             <w:lang w:val="ar_AE" w:bidi="ar_AE"/>
           </w:rPr>
           <w:rPr>
@@ -606,6 +752,8 @@
       </w:hyperlink>
       <w:r>
         <w:rPr>
+          <w:rtl/>
+          <w:cs/>
           <w:lang w:val="ar_AE" w:bidi="ar_AE"/>
         </w:rPr>
         <w:t>).</w:t>
@@ -617,17 +765,23 @@
       </w:pPr>
       <w:r>
         <w:rPr>
-          <w:lang w:val="ar_AE" w:bidi="ar_AE"/>
-        </w:rPr>
-      </w:r>
-      <w:r>
-        <w:rPr>
+          <w:rtl/>
+          <w:cs/>
+          <w:lang w:val="ar_AE" w:bidi="ar_AE"/>
+        </w:rPr>
+      </w:r>
+      <w:r>
+        <w:rPr>
+          <w:rtl/>
+          <w:cs/>
           <w:lang w:val="ar_AE" w:bidi="ar_AE"/>
         </w:rPr>
         <w:t>أثناء وجودِهِ في أَثِينَا، لم يَقْدِرْ الرَّسُول بعد على احْتِمالِ القَلَق بشأنِ الكنيسةِ. فَأَرْسَلَ تِيمُوثَاوُس إلى تَسَالُونِيكِي لتشْديدِ المؤمنين، والتأكُّدِ من أنَّهم لم يتخَلُّوا عن إيمانِهِم</w:t>
       </w:r>
       <w:r>
         <w:rPr>
+          <w:rtl/>
+          <w:cs/>
           <w:lang w:val="ar_AE" w:bidi="ar_AE"/>
         </w:rPr>
         <w:t xml:space="preserve"> (</w:t>
@@ -635,6 +789,8 @@
       <w:hyperlink r:id="rId22">
         <w:r>
           <w:rPr>
+            <w:rtl/>
+            <w:cs/>
             <w:lang w:val="ar_AE" w:bidi="ar_AE"/>
           </w:rPr>
           <w:rPr>
@@ -646,6 +802,8 @@
       </w:hyperlink>
       <w:r>
         <w:rPr>
+          <w:rtl/>
+          <w:cs/>
           <w:lang w:val="ar_AE" w:bidi="ar_AE"/>
         </w:rPr>
         <w:t xml:space="preserve">، </w:t>
@@ -653,6 +811,8 @@
       <w:hyperlink r:id="rId23">
         <w:r>
           <w:rPr>
+            <w:rtl/>
+            <w:cs/>
             <w:lang w:val="ar_AE" w:bidi="ar_AE"/>
           </w:rPr>
           <w:rPr>
@@ -664,18 +824,24 @@
       </w:hyperlink>
       <w:r>
         <w:rPr>
+          <w:rtl/>
+          <w:cs/>
           <w:lang w:val="ar_AE" w:bidi="ar_AE"/>
         </w:rPr>
         <w:t xml:space="preserve">). </w:t>
       </w:r>
       <w:r>
         <w:rPr>
+          <w:rtl/>
+          <w:cs/>
           <w:lang w:val="ar_AE" w:bidi="ar_AE"/>
         </w:rPr>
         <w:t>عندما كان الرَّسُول في كُورِنْثُوس، رَجَعَ إليه تِيمُوثَاوُس من تَسَالُونِيكِي بأخبارٍ سارةٍ عن مؤمِنِي تَسَالُونِيكِي، إذ وَجَدَ أنهم مستمرُّون في الإيمانِ والمحبَّةِ، كما أنهم ثابتين رُغْم المقاوَمَةِ التي وَاجَهُوها</w:t>
       </w:r>
       <w:r>
         <w:rPr>
+          <w:rtl/>
+          <w:cs/>
           <w:lang w:val="ar_AE" w:bidi="ar_AE"/>
         </w:rPr>
         <w:t xml:space="preserve"> (</w:t>
@@ -683,6 +849,8 @@
       <w:hyperlink r:id="rId24">
         <w:r>
           <w:rPr>
+            <w:rtl/>
+            <w:cs/>
             <w:lang w:val="ar_AE" w:bidi="ar_AE"/>
           </w:rPr>
           <w:rPr>
@@ -694,18 +862,24 @@
       </w:hyperlink>
       <w:r>
         <w:rPr>
+          <w:rtl/>
+          <w:cs/>
           <w:lang w:val="ar_AE" w:bidi="ar_AE"/>
         </w:rPr>
         <w:t xml:space="preserve">). </w:t>
       </w:r>
       <w:r>
         <w:rPr>
+          <w:rtl/>
+          <w:cs/>
           <w:lang w:val="ar_AE" w:bidi="ar_AE"/>
         </w:rPr>
         <w:t>تُعَبِّر الرِّسَالَة الأُولَى لِتَسَالُونِيكِي بقوَّةٍ عن فرحِ الرَّسُول بِسماعِ هذا التقريرِ. كما تُعَبِّر عن شُكْرِهِ لله على أمانَتِهِم، وعن صلاتِهِ لعَلَّهُ يعودُ لرؤيتِهِم مَرَّةً أخرى ليُثَبِّتَهم على نحوٍ أَكْمَلٍ في الإيمانِ</w:t>
       </w:r>
       <w:r>
         <w:rPr>
+          <w:rtl/>
+          <w:cs/>
           <w:lang w:val="ar_AE" w:bidi="ar_AE"/>
         </w:rPr>
         <w:t xml:space="preserve"> (</w:t>
@@ -713,6 +887,8 @@
       <w:hyperlink r:id="rId25">
         <w:r>
           <w:rPr>
+            <w:rtl/>
+            <w:cs/>
             <w:lang w:val="ar_AE" w:bidi="ar_AE"/>
           </w:rPr>
           <w:rPr>
@@ -724,6 +900,8 @@
       </w:hyperlink>
       <w:r>
         <w:rPr>
+          <w:rtl/>
+          <w:cs/>
           <w:lang w:val="ar_AE" w:bidi="ar_AE"/>
         </w:rPr>
         <w:t>).</w:t>
@@ -737,6 +915,8 @@
       <w:r>
         <w:rPr>
           <w:b/>
+          <w:rtl/>
+          <w:cs/>
           <w:lang w:val="ar_AE" w:bidi="ar_AE"/>
         </w:rPr>
         <w:t>مُوجَزُ الرِّسَالَةِ</w:t>
@@ -748,17 +928,23 @@
       </w:pPr>
       <w:r>
         <w:rPr>
-          <w:lang w:val="ar_AE" w:bidi="ar_AE"/>
-        </w:rPr>
-      </w:r>
-      <w:r>
-        <w:rPr>
+          <w:rtl/>
+          <w:cs/>
+          <w:lang w:val="ar_AE" w:bidi="ar_AE"/>
+        </w:rPr>
+      </w:r>
+      <w:r>
+        <w:rPr>
+          <w:rtl/>
+          <w:cs/>
           <w:lang w:val="ar_AE" w:bidi="ar_AE"/>
         </w:rPr>
         <w:t>الرِّسَالَةُ الأُولَى إلى تَسَالُونِيكِي رِسَالَةٌ زاخرةٌ بالشِّكُرِ لله من أجلِ إيمانِ، ومحبَّة، ورجاءِ مؤمِنِي الكنيسَةِ الشَّابَّة في تَسَالُونِيكِي</w:t>
       </w:r>
       <w:r>
         <w:rPr>
+          <w:rtl/>
+          <w:cs/>
           <w:lang w:val="ar_AE" w:bidi="ar_AE"/>
         </w:rPr>
         <w:t xml:space="preserve"> (</w:t>
@@ -766,6 +952,8 @@
       <w:hyperlink r:id="rId26">
         <w:r>
           <w:rPr>
+            <w:rtl/>
+            <w:cs/>
             <w:lang w:val="ar_AE" w:bidi="ar_AE"/>
           </w:rPr>
           <w:rPr>
@@ -777,6 +965,8 @@
       </w:hyperlink>
       <w:r>
         <w:rPr>
+          <w:rtl/>
+          <w:cs/>
           <w:lang w:val="ar_AE" w:bidi="ar_AE"/>
         </w:rPr>
         <w:t xml:space="preserve">؛ </w:t>
@@ -784,6 +974,8 @@
       <w:hyperlink r:id="rId27">
         <w:r>
           <w:rPr>
+            <w:rtl/>
+            <w:cs/>
             <w:lang w:val="ar_AE" w:bidi="ar_AE"/>
           </w:rPr>
           <w:rPr>
@@ -795,6 +987,8 @@
       </w:hyperlink>
       <w:r>
         <w:rPr>
+          <w:rtl/>
+          <w:cs/>
           <w:lang w:val="ar_AE" w:bidi="ar_AE"/>
         </w:rPr>
         <w:t xml:space="preserve">؛ </w:t>
@@ -802,6 +996,8 @@
       <w:hyperlink r:id="rId28">
         <w:r>
           <w:rPr>
+            <w:rtl/>
+            <w:cs/>
             <w:lang w:val="ar_AE" w:bidi="ar_AE"/>
           </w:rPr>
           <w:rPr>
@@ -813,30 +1009,40 @@
       </w:hyperlink>
       <w:r>
         <w:rPr>
+          <w:rtl/>
+          <w:cs/>
           <w:lang w:val="ar_AE" w:bidi="ar_AE"/>
         </w:rPr>
         <w:t xml:space="preserve">). </w:t>
       </w:r>
       <w:r>
         <w:rPr>
+          <w:rtl/>
+          <w:cs/>
           <w:lang w:val="ar_AE" w:bidi="ar_AE"/>
         </w:rPr>
         <w:t>ومع ذلك، يستحضرُ الرَّسُول بُولُس في الرِّسَالَةِ بعضَ مخاوفِهِ</w:t>
       </w:r>
       <w:r>
         <w:rPr>
+          <w:rtl/>
+          <w:cs/>
           <w:lang w:val="ar_AE" w:bidi="ar_AE"/>
         </w:rPr>
         <w:t xml:space="preserve">. </w:t>
       </w:r>
       <w:r>
         <w:rPr>
+          <w:rtl/>
+          <w:cs/>
           <w:lang w:val="ar_AE" w:bidi="ar_AE"/>
         </w:rPr>
         <w:t>في العالَمِ القَدِيم، كان هناك الكثير من الخُطباءِ المتجوِّلِين الذين كانوا يَسعُون فقط وراء المَالِ والشُّهرَةِ. في</w:t>
       </w:r>
       <w:r>
         <w:rPr>
+          <w:rtl/>
+          <w:cs/>
           <w:lang w:val="ar_AE" w:bidi="ar_AE"/>
         </w:rPr>
         <w:t xml:space="preserve"> (</w:t>
@@ -844,6 +1050,8 @@
       <w:hyperlink r:id="rId29">
         <w:r>
           <w:rPr>
+            <w:rtl/>
+            <w:cs/>
             <w:lang w:val="ar_AE" w:bidi="ar_AE"/>
           </w:rPr>
           <w:rPr>
@@ -855,42 +1063,56 @@
       </w:hyperlink>
       <w:r>
         <w:rPr>
+          <w:rtl/>
+          <w:cs/>
           <w:lang w:val="ar_AE" w:bidi="ar_AE"/>
         </w:rPr>
         <w:t xml:space="preserve">) يُدَافِعُ </w:t>
       </w:r>
       <w:r>
         <w:rPr>
+          <w:rtl/>
+          <w:cs/>
           <w:lang w:val="ar_AE" w:bidi="ar_AE"/>
         </w:rPr>
         <w:t>الرَّسُول بُولُس عن دَوافِعِهِ وخدْمَتِهِ، إذ لم يأتِ إليهم بَحْثًا عن الشُّهْرَةِ أو الرِّبِحِ</w:t>
       </w:r>
       <w:r>
         <w:rPr>
+          <w:rtl/>
+          <w:cs/>
           <w:lang w:val="ar_AE" w:bidi="ar_AE"/>
         </w:rPr>
         <w:t xml:space="preserve">. </w:t>
       </w:r>
       <w:r>
         <w:rPr>
+          <w:rtl/>
+          <w:cs/>
           <w:lang w:val="ar_AE" w:bidi="ar_AE"/>
         </w:rPr>
         <w:t>بل اهْتَمَّ بمؤمني الكنيسة في تَسَالُونِيكِي بكلِّ إخلاصٍ</w:t>
       </w:r>
       <w:r>
         <w:rPr>
+          <w:rtl/>
+          <w:cs/>
           <w:lang w:val="ar_AE" w:bidi="ar_AE"/>
         </w:rPr>
         <w:t xml:space="preserve">. </w:t>
       </w:r>
       <w:r>
         <w:rPr>
+          <w:rtl/>
+          <w:cs/>
           <w:lang w:val="ar_AE" w:bidi="ar_AE"/>
         </w:rPr>
         <w:t>كان يَتُوقُ لِرُؤيَتهم، وقد حاول عبثًا "العودَةَ" إليهم</w:t>
       </w:r>
       <w:r>
         <w:rPr>
+          <w:rtl/>
+          <w:cs/>
           <w:lang w:val="ar_AE" w:bidi="ar_AE"/>
         </w:rPr>
         <w:t xml:space="preserve"> (</w:t>
@@ -898,6 +1120,8 @@
       <w:hyperlink r:id="rId30">
         <w:r>
           <w:rPr>
+            <w:rtl/>
+            <w:cs/>
             <w:lang w:val="ar_AE" w:bidi="ar_AE"/>
           </w:rPr>
           <w:rPr>
@@ -909,18 +1133,24 @@
       </w:hyperlink>
       <w:r>
         <w:rPr>
+          <w:rtl/>
+          <w:cs/>
           <w:lang w:val="ar_AE" w:bidi="ar_AE"/>
         </w:rPr>
         <w:t xml:space="preserve">). </w:t>
       </w:r>
       <w:r>
         <w:rPr>
+          <w:rtl/>
+          <w:cs/>
           <w:lang w:val="ar_AE" w:bidi="ar_AE"/>
         </w:rPr>
         <w:t>يؤكِّد الرَّسُول أيضًا على مدى اهتمامِهِ بهم بتذكيرِهِم بأنَّه قد أَرَسَلَ إليهم تِيمُوثَاوُس لِيُقَوِّيَهُم ويعرِفُ أحوالَ سلامَتِهِم</w:t>
       </w:r>
       <w:r>
         <w:rPr>
+          <w:rtl/>
+          <w:cs/>
           <w:lang w:val="ar_AE" w:bidi="ar_AE"/>
         </w:rPr>
         <w:t xml:space="preserve"> (</w:t>
@@ -928,6 +1158,8 @@
       <w:hyperlink r:id="rId31">
         <w:r>
           <w:rPr>
+            <w:rtl/>
+            <w:cs/>
             <w:lang w:val="ar_AE" w:bidi="ar_AE"/>
           </w:rPr>
           <w:rPr>
@@ -939,18 +1171,24 @@
       </w:hyperlink>
       <w:r>
         <w:rPr>
+          <w:rtl/>
+          <w:cs/>
           <w:lang w:val="ar_AE" w:bidi="ar_AE"/>
         </w:rPr>
         <w:t xml:space="preserve">). </w:t>
       </w:r>
       <w:r>
         <w:rPr>
+          <w:rtl/>
+          <w:cs/>
           <w:lang w:val="ar_AE" w:bidi="ar_AE"/>
         </w:rPr>
         <w:t>يَحْكِي الرَّسُول كم كان مرتاحًا للغايةِ بسبب التقريرِ الذي أَتَى به تِيمُوثَاوُس</w:t>
       </w:r>
       <w:r>
         <w:rPr>
+          <w:rtl/>
+          <w:cs/>
           <w:lang w:val="ar_AE" w:bidi="ar_AE"/>
         </w:rPr>
         <w:t xml:space="preserve"> (</w:t>
@@ -958,6 +1196,8 @@
       <w:hyperlink r:id="rId24">
         <w:r>
           <w:rPr>
+            <w:rtl/>
+            <w:cs/>
             <w:lang w:val="ar_AE" w:bidi="ar_AE"/>
           </w:rPr>
           <w:rPr>
@@ -969,18 +1209,24 @@
       </w:hyperlink>
       <w:r>
         <w:rPr>
+          <w:rtl/>
+          <w:cs/>
           <w:lang w:val="ar_AE" w:bidi="ar_AE"/>
         </w:rPr>
         <w:t xml:space="preserve">)، </w:t>
       </w:r>
       <w:r>
         <w:rPr>
+          <w:rtl/>
+          <w:cs/>
           <w:lang w:val="ar_AE" w:bidi="ar_AE"/>
         </w:rPr>
         <w:t>كما يُخْبِرُ الكنيسَةُ عن شكرِهِ لله من أجلِهِم، وعن صلاتِه عَلَّه يراهم مَرَّةً أخرى</w:t>
       </w:r>
       <w:r>
         <w:rPr>
+          <w:rtl/>
+          <w:cs/>
           <w:lang w:val="ar_AE" w:bidi="ar_AE"/>
         </w:rPr>
         <w:t xml:space="preserve"> (</w:t>
@@ -988,6 +1234,8 @@
       <w:hyperlink r:id="rId32">
         <w:r>
           <w:rPr>
+            <w:rtl/>
+            <w:cs/>
             <w:lang w:val="ar_AE" w:bidi="ar_AE"/>
           </w:rPr>
           <w:rPr>
@@ -999,6 +1247,8 @@
       </w:hyperlink>
       <w:r>
         <w:rPr>
+          <w:rtl/>
+          <w:cs/>
           <w:lang w:val="ar_AE" w:bidi="ar_AE"/>
         </w:rPr>
         <w:t>).</w:t>
@@ -1010,17 +1260,23 @@
       </w:pPr>
       <w:r>
         <w:rPr>
-          <w:lang w:val="ar_AE" w:bidi="ar_AE"/>
-        </w:rPr>
-      </w:r>
-      <w:r>
-        <w:rPr>
+          <w:rtl/>
+          <w:cs/>
+          <w:lang w:val="ar_AE" w:bidi="ar_AE"/>
+        </w:rPr>
+      </w:r>
+      <w:r>
+        <w:rPr>
+          <w:rtl/>
+          <w:cs/>
           <w:lang w:val="ar_AE" w:bidi="ar_AE"/>
         </w:rPr>
         <w:t>تَجَاهَلَ بعضُ الأعضاءِ في الكنيسة تعليم الرَّسُول بُولُس عن الأَخلاقِ الجنسيَّةِ. وَرَدًّا على ذلك، شَدَّدَ الرَّسُول على أن مشيئةَ الله من أجلِهِم هي أن يكونوا قدِّيسين</w:t>
       </w:r>
       <w:r>
         <w:rPr>
+          <w:rtl/>
+          <w:cs/>
           <w:lang w:val="ar_AE" w:bidi="ar_AE"/>
         </w:rPr>
         <w:t xml:space="preserve"> (</w:t>
@@ -1028,6 +1284,8 @@
       <w:hyperlink r:id="rId33">
         <w:r>
           <w:rPr>
+            <w:rtl/>
+            <w:cs/>
             <w:lang w:val="ar_AE" w:bidi="ar_AE"/>
           </w:rPr>
           <w:rPr>
@@ -1039,18 +1297,24 @@
       </w:hyperlink>
       <w:r>
         <w:rPr>
+          <w:rtl/>
+          <w:cs/>
           <w:lang w:val="ar_AE" w:bidi="ar_AE"/>
         </w:rPr>
         <w:t xml:space="preserve">). </w:t>
       </w:r>
       <w:r>
         <w:rPr>
+          <w:rtl/>
+          <w:cs/>
           <w:lang w:val="ar_AE" w:bidi="ar_AE"/>
         </w:rPr>
         <w:t>وإضافةً إلى ذلك، رَفَضَ بعضُ المؤمنين داخلَ الكنيسةِ العَمَلَ من أجل كَسْبِ العَيْشِ، متجاهلِين في هذا الصَّدَدِ تعاليم ومثال الرُّسُل</w:t>
       </w:r>
       <w:r>
         <w:rPr>
+          <w:rtl/>
+          <w:cs/>
           <w:lang w:val="ar_AE" w:bidi="ar_AE"/>
         </w:rPr>
         <w:t xml:space="preserve"> (</w:t>
@@ -1058,6 +1322,8 @@
       <w:hyperlink r:id="rId34">
         <w:r>
           <w:rPr>
+            <w:rtl/>
+            <w:cs/>
             <w:lang w:val="ar_AE" w:bidi="ar_AE"/>
           </w:rPr>
           <w:rPr>
@@ -1069,6 +1335,8 @@
       </w:hyperlink>
       <w:r>
         <w:rPr>
+          <w:rtl/>
+          <w:cs/>
           <w:lang w:val="ar_AE" w:bidi="ar_AE"/>
         </w:rPr>
         <w:t xml:space="preserve">؛ </w:t>
@@ -1076,6 +1344,8 @@
       <w:hyperlink r:id="rId35">
         <w:r>
           <w:rPr>
+            <w:rtl/>
+            <w:cs/>
             <w:lang w:val="ar_AE" w:bidi="ar_AE"/>
           </w:rPr>
           <w:rPr>
@@ -1087,6 +1357,8 @@
       </w:hyperlink>
       <w:r>
         <w:rPr>
+          <w:rtl/>
+          <w:cs/>
           <w:lang w:val="ar_AE" w:bidi="ar_AE"/>
         </w:rPr>
         <w:t xml:space="preserve">؛ انْظُرْ </w:t>
@@ -1094,6 +1366,8 @@
       <w:hyperlink r:id="rId36">
         <w:r>
           <w:rPr>
+            <w:rtl/>
+            <w:cs/>
             <w:lang w:val="ar_AE" w:bidi="ar_AE"/>
           </w:rPr>
           <w:rPr>
@@ -1105,6 +1379,8 @@
       </w:hyperlink>
       <w:r>
         <w:rPr>
+          <w:rtl/>
+          <w:cs/>
           <w:lang w:val="ar_AE" w:bidi="ar_AE"/>
         </w:rPr>
         <w:t>).</w:t>
@@ -1116,17 +1392,23 @@
       </w:pPr>
       <w:r>
         <w:rPr>
-          <w:lang w:val="ar_AE" w:bidi="ar_AE"/>
-        </w:rPr>
-      </w:r>
-      <w:r>
-        <w:rPr>
+          <w:rtl/>
+          <w:cs/>
+          <w:lang w:val="ar_AE" w:bidi="ar_AE"/>
+        </w:rPr>
+      </w:r>
+      <w:r>
+        <w:rPr>
+          <w:rtl/>
+          <w:cs/>
           <w:lang w:val="ar_AE" w:bidi="ar_AE"/>
         </w:rPr>
         <w:t>كان لدى أَهْل تَسَالُونِيكِي بعضُ الأسئلة التي وَصَلَتْ للرَّسُول بُولُس. أولاً، ماذا يَحدُثُ للمؤمنين الذين يموتون قَبْلَ عودة المَسِيحِ؟ يجيبُ الرَّسُول بأن هؤلاء سيكونون أول من يخْتَبِرُ القيامَةَ من الأمواتِ ثم يُخطفون مع الأحياء لملاقاة الرَّبِّ عند ظهورِهِ</w:t>
       </w:r>
       <w:r>
         <w:rPr>
+          <w:rtl/>
+          <w:cs/>
           <w:lang w:val="ar_AE" w:bidi="ar_AE"/>
         </w:rPr>
         <w:t xml:space="preserve"> (</w:t>
@@ -1134,6 +1416,8 @@
       <w:hyperlink r:id="rId37">
         <w:r>
           <w:rPr>
+            <w:rtl/>
+            <w:cs/>
             <w:lang w:val="ar_AE" w:bidi="ar_AE"/>
           </w:rPr>
           <w:rPr>
@@ -1145,18 +1429,24 @@
       </w:hyperlink>
       <w:r>
         <w:rPr>
+          <w:rtl/>
+          <w:cs/>
           <w:lang w:val="ar_AE" w:bidi="ar_AE"/>
         </w:rPr>
         <w:t xml:space="preserve">). </w:t>
       </w:r>
       <w:r>
         <w:rPr>
+          <w:rtl/>
+          <w:cs/>
           <w:lang w:val="ar_AE" w:bidi="ar_AE"/>
         </w:rPr>
         <w:t>ثانيًا، متى يَعُودُ المَسِيحُ ويحقِّقُ الاكتمالَ النهائيَّ؟ يَرُدُّ الرَّسُول بأن يومَ عَودَتِهِ سيأتي في لحظَةٍ غير مُتَوقَّعَةٍ، مثل لِصٍّ في اللَّيْلِ</w:t>
       </w:r>
       <w:r>
         <w:rPr>
+          <w:rtl/>
+          <w:cs/>
           <w:lang w:val="ar_AE" w:bidi="ar_AE"/>
         </w:rPr>
         <w:t xml:space="preserve"> (</w:t>
@@ -1164,6 +1454,8 @@
       <w:hyperlink r:id="rId38">
         <w:r>
           <w:rPr>
+            <w:rtl/>
+            <w:cs/>
             <w:lang w:val="ar_AE" w:bidi="ar_AE"/>
           </w:rPr>
           <w:rPr>
@@ -1175,18 +1467,24 @@
       </w:hyperlink>
       <w:r>
         <w:rPr>
+          <w:rtl/>
+          <w:cs/>
           <w:lang w:val="ar_AE" w:bidi="ar_AE"/>
         </w:rPr>
         <w:t xml:space="preserve">)، </w:t>
       </w:r>
       <w:r>
         <w:rPr>
+          <w:rtl/>
+          <w:cs/>
           <w:lang w:val="ar_AE" w:bidi="ar_AE"/>
         </w:rPr>
         <w:t>وبناءً على ذلك، ينبغي أن يكونوا مستَعِدِّين بأن يحيوا حياتهم بالإيمانِ، والمَحَبَّةِ، والرَّجَاءِ</w:t>
       </w:r>
       <w:r>
         <w:rPr>
+          <w:rtl/>
+          <w:cs/>
           <w:lang w:val="ar_AE" w:bidi="ar_AE"/>
         </w:rPr>
         <w:t>.</w:t>
@@ -1198,17 +1496,23 @@
       </w:pPr>
       <w:r>
         <w:rPr>
-          <w:lang w:val="ar_AE" w:bidi="ar_AE"/>
-        </w:rPr>
-      </w:r>
-      <w:r>
-        <w:rPr>
+          <w:rtl/>
+          <w:cs/>
+          <w:lang w:val="ar_AE" w:bidi="ar_AE"/>
+        </w:rPr>
+      </w:r>
+      <w:r>
+        <w:rPr>
+          <w:rtl/>
+          <w:cs/>
           <w:lang w:val="ar_AE" w:bidi="ar_AE"/>
         </w:rPr>
         <w:t xml:space="preserve">تنتهي الرِّسَالَةُ بِعِدَّةِ نصائحٍ تَحُثُّهم على أن يعيشوا حياةً مرْضِيَةً للهِ. يُذَكِّرُ الرَّسُول بُولُس الكنيسَةَ بضرورة إكرام قادَتها البارزين </w:t>
       </w:r>
       <w:r>
         <w:rPr>
+          <w:rtl/>
+          <w:cs/>
           <w:lang w:val="ar_AE" w:bidi="ar_AE"/>
         </w:rPr>
         <w:t>(</w:t>
@@ -1216,6 +1520,8 @@
       <w:hyperlink r:id="rId39">
         <w:r>
           <w:rPr>
+            <w:rtl/>
+            <w:cs/>
             <w:lang w:val="ar_AE" w:bidi="ar_AE"/>
           </w:rPr>
           <w:rPr>
@@ -1227,18 +1533,24 @@
       </w:hyperlink>
       <w:r>
         <w:rPr>
+          <w:rtl/>
+          <w:cs/>
           <w:lang w:val="ar_AE" w:bidi="ar_AE"/>
         </w:rPr>
         <w:t xml:space="preserve">). </w:t>
       </w:r>
       <w:r>
         <w:rPr>
+          <w:rtl/>
+          <w:cs/>
           <w:lang w:val="ar_AE" w:bidi="ar_AE"/>
         </w:rPr>
         <w:t>بالإضافَةِ إلى ذَلك، يُوجَّه الرَّسُول مؤمِنِي الكَنِيسَةِ في تَسَالُونِيكِي بعدم احْتِقَارِ النُّبُوَّات بل اختبارها وتقييمها</w:t>
       </w:r>
       <w:r>
         <w:rPr>
+          <w:rtl/>
+          <w:cs/>
           <w:lang w:val="ar_AE" w:bidi="ar_AE"/>
         </w:rPr>
         <w:t xml:space="preserve"> (</w:t>
@@ -1246,6 +1558,8 @@
       <w:hyperlink r:id="rId40">
         <w:r>
           <w:rPr>
+            <w:rtl/>
+            <w:cs/>
             <w:lang w:val="ar_AE" w:bidi="ar_AE"/>
           </w:rPr>
           <w:rPr>
@@ -1257,18 +1571,24 @@
       </w:hyperlink>
       <w:r>
         <w:rPr>
+          <w:rtl/>
+          <w:cs/>
           <w:lang w:val="ar_AE" w:bidi="ar_AE"/>
         </w:rPr>
         <w:t>). و</w:t>
       </w:r>
       <w:r>
         <w:rPr>
+          <w:rtl/>
+          <w:cs/>
           <w:lang w:val="ar_AE" w:bidi="ar_AE"/>
         </w:rPr>
         <w:t>يَخْتِمُ الرِّسَالَةَ بِبَرَكَةٍ تُعَبِّرُ عن ثِقَتِهِ المُطْلَقَةِ في أمانَةِ اللهِ وعَمَلِهِ في حياتِهِم</w:t>
       </w:r>
       <w:r>
         <w:rPr>
+          <w:rtl/>
+          <w:cs/>
           <w:lang w:val="ar_AE" w:bidi="ar_AE"/>
         </w:rPr>
         <w:t xml:space="preserve"> (</w:t>
@@ -1276,6 +1596,8 @@
       <w:hyperlink r:id="rId41">
         <w:r>
           <w:rPr>
+            <w:rtl/>
+            <w:cs/>
             <w:lang w:val="ar_AE" w:bidi="ar_AE"/>
           </w:rPr>
           <w:rPr>
@@ -1287,6 +1609,8 @@
       </w:hyperlink>
       <w:r>
         <w:rPr>
+          <w:rtl/>
+          <w:cs/>
           <w:lang w:val="ar_AE" w:bidi="ar_AE"/>
         </w:rPr>
         <w:t>).</w:t>
@@ -1300,6 +1624,8 @@
       <w:r>
         <w:rPr>
           <w:b/>
+          <w:rtl/>
+          <w:cs/>
           <w:lang w:val="ar_AE" w:bidi="ar_AE"/>
         </w:rPr>
         <w:t>كَاتِبُ الرِّسَالَةِ</w:t>
@@ -1311,17 +1637,23 @@
       </w:pPr>
       <w:r>
         <w:rPr>
-          <w:lang w:val="ar_AE" w:bidi="ar_AE"/>
-        </w:rPr>
-      </w:r>
-      <w:r>
-        <w:rPr>
+          <w:rtl/>
+          <w:cs/>
+          <w:lang w:val="ar_AE" w:bidi="ar_AE"/>
+        </w:rPr>
+      </w:r>
+      <w:r>
+        <w:rPr>
+          <w:rtl/>
+          <w:cs/>
           <w:lang w:val="ar_AE" w:bidi="ar_AE"/>
         </w:rPr>
         <w:t xml:space="preserve">بوصفهما مؤسِّسَيْن شرِيكَيْن للكنيسَةِ في تَسَالُونِيكِي، يأتي الاسمان سِلْوَانُس وتِيمُوثَاوُس بجانب اسم الرَّسُول بُولُس في </w:t>
       </w:r>
       <w:r>
         <w:rPr>
+          <w:rtl/>
+          <w:cs/>
           <w:lang w:val="ar_AE" w:bidi="ar_AE"/>
         </w:rPr>
         <w:t>(</w:t>
@@ -1329,6 +1661,8 @@
       <w:hyperlink r:id="rId42">
         <w:r>
           <w:rPr>
+            <w:rtl/>
+            <w:cs/>
             <w:lang w:val="ar_AE" w:bidi="ar_AE"/>
           </w:rPr>
           <w:rPr>
@@ -1340,30 +1674,40 @@
       </w:hyperlink>
       <w:r>
         <w:rPr>
+          <w:rtl/>
+          <w:cs/>
           <w:lang w:val="ar_AE" w:bidi="ar_AE"/>
         </w:rPr>
         <w:t xml:space="preserve">). </w:t>
       </w:r>
       <w:r>
         <w:rPr>
+          <w:rtl/>
+          <w:cs/>
           <w:lang w:val="ar_AE" w:bidi="ar_AE"/>
         </w:rPr>
         <w:t xml:space="preserve">إنَّ الرِّسَالَةُ مكتوبَةٌ في الغَالِبِ بضمير المُتَكَلِّمِ الجمع "نحن"، مما يُشيرُ إلى أن سِلْوَانُس وتِيمُوثَاوُس كان لهما دَوْرٌ ملموسٌ في كتابَةِ الرِّسَالَةِ. أحيانًا، يتحدَّثُ الرَّسُول بُولُس عن نفسه بصيغة المفرد، وذلك للتعبير </w:t>
       </w:r>
       <w:r>
         <w:rPr>
+          <w:rtl/>
+          <w:cs/>
           <w:lang w:val="ar_AE" w:bidi="ar_AE"/>
         </w:rPr>
         <w:t xml:space="preserve">فقط </w:t>
       </w:r>
       <w:r>
         <w:rPr>
+          <w:rtl/>
+          <w:cs/>
           <w:lang w:val="ar_AE" w:bidi="ar_AE"/>
         </w:rPr>
         <w:t xml:space="preserve">عن مخاوفِهِ الخاصَّةِ </w:t>
       </w:r>
       <w:r>
         <w:rPr>
+          <w:rtl/>
+          <w:cs/>
           <w:lang w:val="ar_AE" w:bidi="ar_AE"/>
         </w:rPr>
         <w:t>(</w:t>
@@ -1371,6 +1715,8 @@
       <w:hyperlink r:id="rId43">
         <w:r>
           <w:rPr>
+            <w:rtl/>
+            <w:cs/>
             <w:lang w:val="ar_AE" w:bidi="ar_AE"/>
           </w:rPr>
           <w:rPr>
@@ -1382,6 +1728,8 @@
       </w:hyperlink>
       <w:r>
         <w:rPr>
+          <w:rtl/>
+          <w:cs/>
           <w:lang w:val="ar_AE" w:bidi="ar_AE"/>
         </w:rPr>
         <w:t xml:space="preserve">؛ </w:t>
@@ -1389,6 +1737,8 @@
       <w:hyperlink r:id="rId23">
         <w:r>
           <w:rPr>
+            <w:rtl/>
+            <w:cs/>
             <w:lang w:val="ar_AE" w:bidi="ar_AE"/>
           </w:rPr>
           <w:rPr>
@@ -1400,6 +1750,8 @@
       </w:hyperlink>
       <w:r>
         <w:rPr>
+          <w:rtl/>
+          <w:cs/>
           <w:lang w:val="ar_AE" w:bidi="ar_AE"/>
         </w:rPr>
         <w:t xml:space="preserve">؛ </w:t>
@@ -1407,6 +1759,8 @@
       <w:hyperlink r:id="rId44">
         <w:r>
           <w:rPr>
+            <w:rtl/>
+            <w:cs/>
             <w:lang w:val="ar_AE" w:bidi="ar_AE"/>
           </w:rPr>
           <w:rPr>
@@ -1418,24 +1772,32 @@
       </w:hyperlink>
       <w:r>
         <w:rPr>
+          <w:rtl/>
+          <w:cs/>
           <w:lang w:val="ar_AE" w:bidi="ar_AE"/>
         </w:rPr>
         <w:t>). ك</w:t>
       </w:r>
       <w:r>
         <w:rPr>
+          <w:rtl/>
+          <w:cs/>
           <w:lang w:val="ar_AE" w:bidi="ar_AE"/>
         </w:rPr>
         <w:t>ان الإنشاءُ المُشترَكُ للرَّسَائِل معروفًا في العَالَمِ القَدِيمِ. عَلَى سَبِيلِ المِثَالِ، في رِسَالَتِهِ إلى آتِكْيُوم يشيرُ سيسرو إلى "كلتا الرِّسالتَيْن – اللتين كَتَبْتَهما بصحبة آخَرِين وتلك التي كَتَبَتَها باسمِكَ الخاص".</w:t>
       </w:r>
       <w:r>
         <w:rPr>
+          <w:rtl/>
+          <w:cs/>
           <w:lang w:val="ar_AE" w:bidi="ar_AE"/>
         </w:rPr>
         <w:t xml:space="preserve"> </w:t>
       </w:r>
       <w:r>
         <w:rPr>
+          <w:rtl/>
+          <w:cs/>
           <w:lang w:val="ar_AE" w:bidi="ar_AE"/>
         </w:rPr>
         <w:t xml:space="preserve">ومع ذلك، فإن الوصيَّةَ النهائيةَ في </w:t>
@@ -1443,6 +1805,8 @@
       <w:hyperlink r:id="rId44">
         <w:r>
           <w:rPr>
+            <w:rtl/>
+            <w:cs/>
             <w:lang w:val="ar_AE" w:bidi="ar_AE"/>
           </w:rPr>
           <w:rPr>
@@ -1454,6 +1818,8 @@
       </w:hyperlink>
       <w:r>
         <w:rPr>
+          <w:rtl/>
+          <w:cs/>
           <w:lang w:val="ar_AE" w:bidi="ar_AE"/>
         </w:rPr>
         <w:t xml:space="preserve"> تشير إلى أن الرَّسُول بُولُس كان له الدَّوْرُِ الرئيسُ في الكِتَابَةِ، بغض النظر عن الدَّورِ الذي كان لِرَفِيقَيْهِ.</w:t>
@@ -1466,6 +1832,8 @@
       </w:pPr>
       <w:r>
         <w:rPr>
+          <w:rtl/>
+          <w:cs/>
           <w:lang w:val="ar_AE" w:bidi="ar_AE"/>
         </w:rPr>
         <w:t>تَارِيخُ ومُناسَبَةُ الرِّسَالَةِ</w:t>
@@ -1477,17 +1845,23 @@
       </w:pPr>
       <w:r>
         <w:rPr>
-          <w:lang w:val="ar_AE" w:bidi="ar_AE"/>
-        </w:rPr>
-      </w:r>
-      <w:r>
-        <w:rPr>
+          <w:rtl/>
+          <w:cs/>
+          <w:lang w:val="ar_AE" w:bidi="ar_AE"/>
+        </w:rPr>
+      </w:r>
+      <w:r>
+        <w:rPr>
+          <w:rtl/>
+          <w:cs/>
           <w:lang w:val="ar_AE" w:bidi="ar_AE"/>
         </w:rPr>
         <w:t>كَتَبَ الرَّسُول بُولُس هذه الرِّسَالَةَ من كُورِنْثُوس أثناء رحلَتِهِ التبشيريَّةِ الثانيةِ</w:t>
       </w:r>
       <w:r>
         <w:rPr>
+          <w:rtl/>
+          <w:cs/>
           <w:lang w:val="ar_AE" w:bidi="ar_AE"/>
         </w:rPr>
         <w:t xml:space="preserve"> (</w:t>
@@ -1495,6 +1869,8 @@
       <w:hyperlink r:id="rId45">
         <w:r>
           <w:rPr>
+            <w:rtl/>
+            <w:cs/>
             <w:lang w:val="ar_AE" w:bidi="ar_AE"/>
           </w:rPr>
           <w:rPr>
@@ -1506,18 +1882,24 @@
       </w:hyperlink>
       <w:r>
         <w:rPr>
+          <w:rtl/>
+          <w:cs/>
           <w:lang w:val="ar_AE" w:bidi="ar_AE"/>
         </w:rPr>
         <w:t xml:space="preserve">) </w:t>
       </w:r>
       <w:r>
         <w:rPr>
+          <w:rtl/>
+          <w:cs/>
           <w:lang w:val="ar_AE" w:bidi="ar_AE"/>
         </w:rPr>
         <w:t>بعد أن عَادَ إليه تِيمُوثَاوُس من زيارة مؤمِنِي الكنيسَةِ في تَسَالُونِيكِي</w:t>
       </w:r>
       <w:r>
         <w:rPr>
+          <w:rtl/>
+          <w:cs/>
           <w:lang w:val="ar_AE" w:bidi="ar_AE"/>
         </w:rPr>
         <w:t xml:space="preserve"> (</w:t>
@@ -1525,6 +1907,8 @@
       <w:hyperlink r:id="rId46">
         <w:r>
           <w:rPr>
+            <w:rtl/>
+            <w:cs/>
             <w:lang w:val="ar_AE" w:bidi="ar_AE"/>
           </w:rPr>
           <w:rPr>
@@ -1536,6 +1920,8 @@
       </w:hyperlink>
       <w:r>
         <w:rPr>
+          <w:rtl/>
+          <w:cs/>
           <w:lang w:val="ar_AE" w:bidi="ar_AE"/>
         </w:rPr>
         <w:t xml:space="preserve">؛ </w:t>
@@ -1543,6 +1929,8 @@
       <w:hyperlink r:id="rId47">
         <w:r>
           <w:rPr>
+            <w:rtl/>
+            <w:cs/>
             <w:lang w:val="ar_AE" w:bidi="ar_AE"/>
           </w:rPr>
           <w:rPr>
@@ -1554,54 +1942,72 @@
       </w:hyperlink>
       <w:r>
         <w:rPr>
+          <w:rtl/>
+          <w:cs/>
           <w:lang w:val="ar_AE" w:bidi="ar_AE"/>
         </w:rPr>
         <w:t xml:space="preserve">). ولأن </w:t>
       </w:r>
       <w:r>
         <w:rPr>
+          <w:rtl/>
+          <w:cs/>
           <w:lang w:val="ar_AE" w:bidi="ar_AE"/>
         </w:rPr>
         <w:t xml:space="preserve">غَالِيُونُ قد </w:t>
       </w:r>
       <w:r>
         <w:rPr>
+          <w:rtl/>
+          <w:cs/>
           <w:lang w:val="ar_AE" w:bidi="ar_AE"/>
         </w:rPr>
         <w:t xml:space="preserve">عُيِّنَ </w:t>
       </w:r>
       <w:r>
         <w:rPr>
+          <w:rtl/>
+          <w:cs/>
           <w:lang w:val="ar_AE" w:bidi="ar_AE"/>
         </w:rPr>
         <w:t>واليًا</w:t>
       </w:r>
       <w:r>
         <w:rPr>
+          <w:rtl/>
+          <w:cs/>
           <w:lang w:val="ar_AE" w:bidi="ar_AE"/>
         </w:rPr>
         <w:t xml:space="preserve"> لإقليم </w:t>
       </w:r>
       <w:r>
         <w:rPr>
+          <w:rtl/>
+          <w:cs/>
           <w:lang w:val="ar_AE" w:bidi="ar_AE"/>
         </w:rPr>
         <w:t xml:space="preserve">أَخَائِيَةَ </w:t>
       </w:r>
       <w:r>
         <w:rPr>
+          <w:rtl/>
+          <w:cs/>
           <w:lang w:val="ar_AE" w:bidi="ar_AE"/>
         </w:rPr>
         <w:t xml:space="preserve">الرُّوماني سنة 51 م، أثناء إقامَةِ </w:t>
       </w:r>
       <w:r>
         <w:rPr>
+          <w:rtl/>
+          <w:cs/>
           <w:lang w:val="ar_AE" w:bidi="ar_AE"/>
         </w:rPr>
         <w:t>الرَّسُول بُولُس في</w:t>
       </w:r>
       <w:r>
         <w:rPr>
+          <w:rtl/>
+          <w:cs/>
           <w:lang w:val="ar_AE" w:bidi="ar_AE"/>
         </w:rPr>
         <w:t xml:space="preserve"> كُورِنْثُوس (</w:t>
@@ -1609,6 +2015,8 @@
       <w:hyperlink r:id="rId48">
         <w:r>
           <w:rPr>
+            <w:rtl/>
+            <w:cs/>
             <w:lang w:val="ar_AE" w:bidi="ar_AE"/>
           </w:rPr>
           <w:rPr>
@@ -1620,18 +2028,24 @@
       </w:hyperlink>
       <w:r>
         <w:rPr>
+          <w:rtl/>
+          <w:cs/>
           <w:lang w:val="ar_AE" w:bidi="ar_AE"/>
         </w:rPr>
         <w:t xml:space="preserve">)، فمن المرجَّح أن الرَّسُول بُولُس قد قام بكِتَابَةِ هذه الرِّسَالَة في الجزءِ الأخيرِ من سنة 50 م. وبناءً عليه، تُعَدُّ الرِّسَالَةُ الأُولَى إلى تَسَالُونِيكِي واحِدَةً من أَقْدَمِ رسائِلِ </w:t>
       </w:r>
       <w:r>
         <w:rPr>
+          <w:rtl/>
+          <w:cs/>
           <w:lang w:val="ar_AE" w:bidi="ar_AE"/>
         </w:rPr>
         <w:t>الرَّسُول بُولُس</w:t>
       </w:r>
       <w:r>
         <w:rPr>
+          <w:rtl/>
+          <w:cs/>
           <w:lang w:val="ar_AE" w:bidi="ar_AE"/>
         </w:rPr>
         <w:t>، إلا أنها تالية فقط لِرِسَالَتِه إلى غَلاطِيَّة.</w:t>
@@ -1644,6 +2058,8 @@
       </w:pPr>
       <w:r>
         <w:rPr>
+          <w:rtl/>
+          <w:cs/>
           <w:lang w:val="ar_AE" w:bidi="ar_AE"/>
         </w:rPr>
         <w:t>مَضْمُون ومَغْزَى الرِّسَالَةِ</w:t>
@@ -1655,17 +2071,23 @@
       </w:pPr>
       <w:r>
         <w:rPr>
-          <w:lang w:val="ar_AE" w:bidi="ar_AE"/>
-        </w:rPr>
-      </w:r>
-      <w:r>
-        <w:rPr>
+          <w:rtl/>
+          <w:cs/>
+          <w:lang w:val="ar_AE" w:bidi="ar_AE"/>
+        </w:rPr>
+      </w:r>
+      <w:r>
+        <w:rPr>
+          <w:rtl/>
+          <w:cs/>
           <w:lang w:val="ar_AE" w:bidi="ar_AE"/>
         </w:rPr>
         <w:t>تُقَدِّمُ لنا الرِّسَالَةُ الأُولَى إلى تَسَالُونِيكِي نَظْرَةً عن حياةِ ومعاناةِ رعويَّةٍ جديدةٍ من المؤمنين. لقد تَأَذَّى هؤلاء المهتدون الجُدُد بشكلٍ كبيرٍ لأن مُؤَسِّسِي كنيستهم عاصروهم فقط لفترةٍ وجيزةٍ. اخْتَبَرَ هؤلاء المؤمنون عَدَاءً شديدًا من بَنِي جِلْدَتِهِم بسبَبِ إيمانِهِِم</w:t>
       </w:r>
       <w:r>
         <w:rPr>
+          <w:rtl/>
+          <w:cs/>
           <w:lang w:val="ar_AE" w:bidi="ar_AE"/>
         </w:rPr>
         <w:t xml:space="preserve"> (</w:t>
@@ -1673,6 +2095,8 @@
       <w:hyperlink r:id="rId17">
         <w:r>
           <w:rPr>
+            <w:rtl/>
+            <w:cs/>
             <w:lang w:val="ar_AE" w:bidi="ar_AE"/>
           </w:rPr>
           <w:rPr>
@@ -1684,6 +2108,8 @@
       </w:hyperlink>
       <w:r>
         <w:rPr>
+          <w:rtl/>
+          <w:cs/>
           <w:lang w:val="ar_AE" w:bidi="ar_AE"/>
         </w:rPr>
         <w:t xml:space="preserve">؛ </w:t>
@@ -1691,6 +2117,8 @@
       <w:hyperlink r:id="rId18">
         <w:r>
           <w:rPr>
+            <w:rtl/>
+            <w:cs/>
             <w:lang w:val="ar_AE" w:bidi="ar_AE"/>
           </w:rPr>
           <w:rPr>
@@ -1702,6 +2130,8 @@
       </w:hyperlink>
       <w:r>
         <w:rPr>
+          <w:rtl/>
+          <w:cs/>
           <w:lang w:val="ar_AE" w:bidi="ar_AE"/>
         </w:rPr>
         <w:t xml:space="preserve">؛ </w:t>
@@ -1709,6 +2139,8 @@
       <w:hyperlink r:id="rId19">
         <w:r>
           <w:rPr>
+            <w:rtl/>
+            <w:cs/>
             <w:lang w:val="ar_AE" w:bidi="ar_AE"/>
           </w:rPr>
           <w:rPr>
@@ -1720,18 +2152,24 @@
       </w:hyperlink>
       <w:r>
         <w:rPr>
+          <w:rtl/>
+          <w:cs/>
           <w:lang w:val="ar_AE" w:bidi="ar_AE"/>
         </w:rPr>
         <w:t xml:space="preserve">). </w:t>
       </w:r>
       <w:r>
         <w:rPr>
+          <w:rtl/>
+          <w:cs/>
           <w:lang w:val="ar_AE" w:bidi="ar_AE"/>
         </w:rPr>
         <w:t xml:space="preserve">اعْتَقَدَ الرَّسُول بُولُس أنهم كانوا يتعرَّضُون لهجومٍ من قِبَلِ الشَّيْطَانِ، المُغْوِي </w:t>
       </w:r>
       <w:r>
         <w:rPr>
+          <w:rtl/>
+          <w:cs/>
           <w:lang w:val="ar_AE" w:bidi="ar_AE"/>
         </w:rPr>
         <w:t>(</w:t>
@@ -1739,6 +2177,8 @@
       <w:hyperlink r:id="rId23">
         <w:r>
           <w:rPr>
+            <w:rtl/>
+            <w:cs/>
             <w:lang w:val="ar_AE" w:bidi="ar_AE"/>
           </w:rPr>
           <w:rPr>
@@ -1750,18 +2190,24 @@
       </w:hyperlink>
       <w:r>
         <w:rPr>
+          <w:rtl/>
+          <w:cs/>
           <w:lang w:val="ar_AE" w:bidi="ar_AE"/>
         </w:rPr>
         <w:t xml:space="preserve">)، </w:t>
       </w:r>
       <w:r>
         <w:rPr>
+          <w:rtl/>
+          <w:cs/>
           <w:lang w:val="ar_AE" w:bidi="ar_AE"/>
         </w:rPr>
         <w:t>الذي أَعَاقَهُ أيضًا عن زيارتِهِم مَرَّةً أخرى</w:t>
       </w:r>
       <w:r>
         <w:rPr>
+          <w:rtl/>
+          <w:cs/>
           <w:lang w:val="ar_AE" w:bidi="ar_AE"/>
         </w:rPr>
         <w:t xml:space="preserve"> (</w:t>
@@ -1769,6 +2215,8 @@
       <w:hyperlink r:id="rId43">
         <w:r>
           <w:rPr>
+            <w:rtl/>
+            <w:cs/>
             <w:lang w:val="ar_AE" w:bidi="ar_AE"/>
           </w:rPr>
           <w:rPr>
@@ -1780,18 +2228,24 @@
       </w:hyperlink>
       <w:r>
         <w:rPr>
+          <w:rtl/>
+          <w:cs/>
           <w:lang w:val="ar_AE" w:bidi="ar_AE"/>
         </w:rPr>
         <w:t xml:space="preserve">). </w:t>
       </w:r>
       <w:r>
         <w:rPr>
+          <w:rtl/>
+          <w:cs/>
           <w:lang w:val="ar_AE" w:bidi="ar_AE"/>
         </w:rPr>
         <w:t>عندما عَادَ تِيمُوثَاوُس من زيارَتِه لهم، كان الرَّسُول بُولُس مسرورًا للغاية لاكتشافه أن مُؤمِنِي تَسَالُونِيكِي قد أظْهَرُوا حقًّا طبيعةَ من اهتدوا إلى الإيمان بالمَسِيح. لقد اتَّسَمَتْ حياتُهم بالإيمانِ، والمحبَّةِ، والرَّجاءِ</w:t>
       </w:r>
       <w:r>
         <w:rPr>
+          <w:rtl/>
+          <w:cs/>
           <w:lang w:val="ar_AE" w:bidi="ar_AE"/>
         </w:rPr>
         <w:t xml:space="preserve"> (</w:t>
@@ -1799,6 +2253,8 @@
       <w:hyperlink r:id="rId49">
         <w:r>
           <w:rPr>
+            <w:rtl/>
+            <w:cs/>
             <w:lang w:val="ar_AE" w:bidi="ar_AE"/>
           </w:rPr>
           <w:rPr>
@@ -1810,6 +2266,8 @@
       </w:hyperlink>
       <w:r>
         <w:rPr>
+          <w:rtl/>
+          <w:cs/>
           <w:lang w:val="ar_AE" w:bidi="ar_AE"/>
         </w:rPr>
         <w:t xml:space="preserve">؛ </w:t>
@@ -1817,6 +2275,8 @@
       <w:hyperlink r:id="rId46">
         <w:r>
           <w:rPr>
+            <w:rtl/>
+            <w:cs/>
             <w:lang w:val="ar_AE" w:bidi="ar_AE"/>
           </w:rPr>
           <w:rPr>
@@ -1828,6 +2288,8 @@
       </w:hyperlink>
       <w:r>
         <w:rPr>
+          <w:rtl/>
+          <w:cs/>
           <w:lang w:val="ar_AE" w:bidi="ar_AE"/>
         </w:rPr>
         <w:t xml:space="preserve">؛ </w:t>
@@ -1835,6 +2297,8 @@
       <w:hyperlink r:id="rId50">
         <w:r>
           <w:rPr>
+            <w:rtl/>
+            <w:cs/>
             <w:lang w:val="ar_AE" w:bidi="ar_AE"/>
           </w:rPr>
           <w:rPr>
@@ -1846,18 +2310,24 @@
       </w:hyperlink>
       <w:r>
         <w:rPr>
+          <w:rtl/>
+          <w:cs/>
           <w:lang w:val="ar_AE" w:bidi="ar_AE"/>
         </w:rPr>
         <w:t xml:space="preserve">). </w:t>
       </w:r>
       <w:r>
         <w:rPr>
+          <w:rtl/>
+          <w:cs/>
           <w:lang w:val="ar_AE" w:bidi="ar_AE"/>
         </w:rPr>
         <w:t xml:space="preserve">حتى أنهم سَاهُمُوا في نشر الإنجيل كَخْبَرٍ سارٍ في المناطِقِ المحيطَةِ بِهِم </w:t>
       </w:r>
       <w:r>
         <w:rPr>
+          <w:rtl/>
+          <w:cs/>
           <w:lang w:val="ar_AE" w:bidi="ar_AE"/>
         </w:rPr>
         <w:t>(</w:t>
@@ -1865,6 +2335,8 @@
       <w:hyperlink r:id="rId51">
         <w:r>
           <w:rPr>
+            <w:rtl/>
+            <w:cs/>
             <w:lang w:val="ar_AE" w:bidi="ar_AE"/>
           </w:rPr>
           <w:rPr>
@@ -1876,6 +2348,8 @@
       </w:hyperlink>
       <w:r>
         <w:rPr>
+          <w:rtl/>
+          <w:cs/>
           <w:lang w:val="ar_AE" w:bidi="ar_AE"/>
         </w:rPr>
         <w:t>) وأصبحوا أمثلةً لغيرهم من المؤمنين الآخرين على الإيمان الحقيقي في وسطِ المعاناةِ (</w:t>
@@ -1883,6 +2357,8 @@
       <w:hyperlink r:id="rId52">
         <w:r>
           <w:rPr>
+            <w:rtl/>
+            <w:cs/>
             <w:lang w:val="ar_AE" w:bidi="ar_AE"/>
           </w:rPr>
           <w:rPr>
@@ -1894,6 +2370,8 @@
       </w:hyperlink>
       <w:r>
         <w:rPr>
+          <w:rtl/>
+          <w:cs/>
           <w:lang w:val="ar_AE" w:bidi="ar_AE"/>
         </w:rPr>
         <w:t>).</w:t>
@@ -1905,17 +2383,23 @@
       </w:pPr>
       <w:r>
         <w:rPr>
-          <w:lang w:val="ar_AE" w:bidi="ar_AE"/>
-        </w:rPr>
-      </w:r>
-      <w:r>
-        <w:rPr>
+          <w:rtl/>
+          <w:cs/>
+          <w:lang w:val="ar_AE" w:bidi="ar_AE"/>
+        </w:rPr>
+      </w:r>
+      <w:r>
+        <w:rPr>
+          <w:rtl/>
+          <w:cs/>
           <w:lang w:val="ar_AE" w:bidi="ar_AE"/>
         </w:rPr>
         <w:t>ما الذي مَكَّنَ مؤمِنِي الكنيسَةِ في تَسَالُونِيكِي من الصُّمُود على الإيمانِ في وجه الضيقِ الشديدِ؟ قد يعزو البعضُ مثابَرَةً كهذه إلى عَزْمٍ بسيطٍ، أو حسنِ تنشئةٍ، أو مجرَّدِ "إيمانٍ أعمًى". إلا أن الرَّسُول بُولُس يؤكِّد على أن المؤمنين مختارُون من الل</w:t>
       </w:r>
       <w:r>
         <w:rPr>
+          <w:rtl/>
+          <w:cs/>
           <w:lang w:val="ar_AE" w:bidi="ar_AE"/>
         </w:rPr>
         <w:t>ه (</w:t>
@@ -1923,6 +2407,8 @@
       <w:hyperlink r:id="rId53">
         <w:r>
           <w:rPr>
+            <w:rtl/>
+            <w:cs/>
             <w:lang w:val="ar_AE" w:bidi="ar_AE"/>
           </w:rPr>
           <w:rPr>
@@ -1934,18 +2420,24 @@
       </w:hyperlink>
       <w:r>
         <w:rPr>
+          <w:rtl/>
+          <w:cs/>
           <w:lang w:val="ar_AE" w:bidi="ar_AE"/>
         </w:rPr>
         <w:t xml:space="preserve">) </w:t>
       </w:r>
       <w:r>
         <w:rPr>
+          <w:rtl/>
+          <w:cs/>
           <w:lang w:val="ar_AE" w:bidi="ar_AE"/>
         </w:rPr>
         <w:t>وأن خَبَرَ الإنجيلِ السَّارِّ هو رِسَالَةُ إلهيةُ وشهادةٌ على قُدْرَةِ الله</w:t>
       </w:r>
       <w:r>
         <w:rPr>
+          <w:rtl/>
+          <w:cs/>
           <w:lang w:val="ar_AE" w:bidi="ar_AE"/>
         </w:rPr>
         <w:t xml:space="preserve"> (</w:t>
@@ -1953,6 +2445,8 @@
       <w:hyperlink r:id="rId54">
         <w:r>
           <w:rPr>
+            <w:rtl/>
+            <w:cs/>
             <w:lang w:val="ar_AE" w:bidi="ar_AE"/>
           </w:rPr>
           <w:rPr>
@@ -1964,18 +2458,24 @@
       </w:hyperlink>
       <w:r>
         <w:rPr>
+          <w:rtl/>
+          <w:cs/>
           <w:lang w:val="ar_AE" w:bidi="ar_AE"/>
         </w:rPr>
         <w:t>). و</w:t>
       </w:r>
       <w:r>
         <w:rPr>
+          <w:rtl/>
+          <w:cs/>
           <w:lang w:val="ar_AE" w:bidi="ar_AE"/>
         </w:rPr>
         <w:t>عندما يقبلُ النَّاسُ هذه الرِّسَالَةُ، فإنها تواصِلُ عَمَلَها بِقُوَّةٍ فيهم</w:t>
       </w:r>
       <w:r>
         <w:rPr>
+          <w:rtl/>
+          <w:cs/>
           <w:lang w:val="ar_AE" w:bidi="ar_AE"/>
         </w:rPr>
         <w:t xml:space="preserve"> (</w:t>
@@ -1983,6 +2483,8 @@
       <w:hyperlink r:id="rId27">
         <w:r>
           <w:rPr>
+            <w:rtl/>
+            <w:cs/>
             <w:lang w:val="ar_AE" w:bidi="ar_AE"/>
           </w:rPr>
           <w:rPr>
@@ -1994,18 +2496,24 @@
       </w:hyperlink>
       <w:r>
         <w:rPr>
+          <w:rtl/>
+          <w:cs/>
           <w:lang w:val="ar_AE" w:bidi="ar_AE"/>
         </w:rPr>
         <w:t xml:space="preserve">). </w:t>
       </w:r>
       <w:r>
         <w:rPr>
+          <w:rtl/>
+          <w:cs/>
           <w:lang w:val="ar_AE" w:bidi="ar_AE"/>
         </w:rPr>
         <w:t>الاهتداءُ الحقيقيُّ إلى الإيمانِ يعنِي الرُّجوعِ إلى اللهِ الحقيقيِّ بالتَّوبَةِ إضافةً إلى خِدْمَتِهِ، وانتظارِ ابنِهِ من السَّمَاءِ</w:t>
       </w:r>
       <w:r>
         <w:rPr>
+          <w:rtl/>
+          <w:cs/>
           <w:lang w:val="ar_AE" w:bidi="ar_AE"/>
         </w:rPr>
         <w:t xml:space="preserve"> (</w:t>
@@ -2013,6 +2521,8 @@
       <w:hyperlink r:id="rId55">
         <w:r>
           <w:rPr>
+            <w:rtl/>
+            <w:cs/>
             <w:lang w:val="ar_AE" w:bidi="ar_AE"/>
           </w:rPr>
           <w:rPr>
@@ -2024,30 +2534,40 @@
       </w:hyperlink>
       <w:r>
         <w:rPr>
+          <w:rtl/>
+          <w:cs/>
           <w:lang w:val="ar_AE" w:bidi="ar_AE"/>
         </w:rPr>
         <w:t xml:space="preserve">). </w:t>
       </w:r>
       <w:r>
         <w:rPr>
+          <w:rtl/>
+          <w:cs/>
           <w:lang w:val="ar_AE" w:bidi="ar_AE"/>
         </w:rPr>
         <w:t>على الرُّغْم من أن المسيحيين في تَسَالُونِيكِي كانوا حديثي العَهْدِ بالإيمان، ولم يَنْعَمُوا بِوُجُودِ مُؤسِّسِي كنيستِهِم معهم، كما تَأَلَّمُوا بسببِ اهتدائهم إلى المَسِيح، إلا أن الله كان يَعْمَلُ فيهم</w:t>
       </w:r>
       <w:r>
         <w:rPr>
+          <w:rtl/>
+          <w:cs/>
           <w:lang w:val="ar_AE" w:bidi="ar_AE"/>
         </w:rPr>
         <w:t xml:space="preserve">. </w:t>
       </w:r>
       <w:r>
         <w:rPr>
+          <w:rtl/>
+          <w:cs/>
           <w:lang w:val="ar_AE" w:bidi="ar_AE"/>
         </w:rPr>
         <w:t xml:space="preserve">إن مِثْلَ هذه القُوَّةِ في الإيمان هي فقط عملُ المَسِيح </w:t>
       </w:r>
       <w:r>
         <w:rPr>
+          <w:rtl/>
+          <w:cs/>
           <w:lang w:val="ar_AE" w:bidi="ar_AE"/>
         </w:rPr>
         <w:t>(</w:t>
@@ -2055,6 +2575,8 @@
       <w:hyperlink r:id="rId56">
         <w:r>
           <w:rPr>
+            <w:rtl/>
+            <w:cs/>
             <w:lang w:val="ar_AE" w:bidi="ar_AE"/>
           </w:rPr>
           <w:rPr>
@@ -2066,6 +2588,8 @@
       </w:hyperlink>
       <w:r>
         <w:rPr>
+          <w:rtl/>
+          <w:cs/>
           <w:lang w:val="ar_AE" w:bidi="ar_AE"/>
         </w:rPr>
         <w:t xml:space="preserve">، </w:t>
@@ -2073,6 +2597,8 @@
       <w:hyperlink r:id="rId57">
         <w:r>
           <w:rPr>
+            <w:rtl/>
+            <w:cs/>
             <w:lang w:val="ar_AE" w:bidi="ar_AE"/>
           </w:rPr>
           <w:rPr>
@@ -2084,6 +2610,8 @@
       </w:hyperlink>
       <w:r>
         <w:rPr>
+          <w:rtl/>
+          <w:cs/>
           <w:lang w:val="ar_AE" w:bidi="ar_AE"/>
         </w:rPr>
         <w:t>).</w:t>
@@ -2095,17 +2623,23 @@
       </w:pPr>
       <w:r>
         <w:rPr>
-          <w:lang w:val="ar_AE" w:bidi="ar_AE"/>
-        </w:rPr>
-      </w:r>
-      <w:r>
-        <w:rPr>
+          <w:rtl/>
+          <w:cs/>
+          <w:lang w:val="ar_AE" w:bidi="ar_AE"/>
+        </w:rPr>
+      </w:r>
+      <w:r>
+        <w:rPr>
+          <w:rtl/>
+          <w:cs/>
           <w:lang w:val="ar_AE" w:bidi="ar_AE"/>
         </w:rPr>
         <w:t>ومع ذلك، احْتَاجَ هؤلاء المسيحيون الجُدُد إلى النُّمُو في السِّمَاتِ الأخلاقية والإدراك اللاهوتي. حذَّر الرَّسُول بُولُس مؤمني الكنيسَةِ في تَسَالُونِيكِي من الفُجُورِ الجِنْسِيِّ، لكن البعضَ تجاهَلَ تعاليمَهُ</w:t>
       </w:r>
       <w:r>
         <w:rPr>
+          <w:rtl/>
+          <w:cs/>
           <w:lang w:val="ar_AE" w:bidi="ar_AE"/>
         </w:rPr>
         <w:t xml:space="preserve"> (</w:t>
@@ -2113,6 +2647,8 @@
       <w:hyperlink r:id="rId58">
         <w:r>
           <w:rPr>
+            <w:rtl/>
+            <w:cs/>
             <w:lang w:val="ar_AE" w:bidi="ar_AE"/>
           </w:rPr>
           <w:rPr>
@@ -2124,18 +2660,24 @@
       </w:hyperlink>
       <w:r>
         <w:rPr>
+          <w:rtl/>
+          <w:cs/>
           <w:lang w:val="ar_AE" w:bidi="ar_AE"/>
         </w:rPr>
         <w:t xml:space="preserve">). </w:t>
       </w:r>
       <w:r>
         <w:rPr>
+          <w:rtl/>
+          <w:cs/>
           <w:lang w:val="ar_AE" w:bidi="ar_AE"/>
         </w:rPr>
         <w:t>كما أنهم لم يُدْرِكُوا أن إيمانهم بقيامَةِ المَسِيحِ هي مصدرُ رجائهم في مواجهة الواقِعِ المَرِيرِ للمَوتِ</w:t>
       </w:r>
       <w:r>
         <w:rPr>
+          <w:rtl/>
+          <w:cs/>
           <w:lang w:val="ar_AE" w:bidi="ar_AE"/>
         </w:rPr>
         <w:t xml:space="preserve"> (</w:t>
@@ -2143,6 +2685,8 @@
       <w:hyperlink r:id="rId37">
         <w:r>
           <w:rPr>
+            <w:rtl/>
+            <w:cs/>
             <w:lang w:val="ar_AE" w:bidi="ar_AE"/>
           </w:rPr>
           <w:rPr>
@@ -2154,18 +2698,24 @@
       </w:hyperlink>
       <w:r>
         <w:rPr>
+          <w:rtl/>
+          <w:cs/>
           <w:lang w:val="ar_AE" w:bidi="ar_AE"/>
         </w:rPr>
         <w:t xml:space="preserve">). </w:t>
       </w:r>
       <w:r>
         <w:rPr>
+          <w:rtl/>
+          <w:cs/>
           <w:lang w:val="ar_AE" w:bidi="ar_AE"/>
         </w:rPr>
         <w:t>أصابتهم الحَيْرَةُ بشأن الزمن الخاص بمجيءِ المَسِيحِ</w:t>
       </w:r>
       <w:r>
         <w:rPr>
+          <w:rtl/>
+          <w:cs/>
           <w:lang w:val="ar_AE" w:bidi="ar_AE"/>
         </w:rPr>
         <w:t xml:space="preserve"> (</w:t>
@@ -2173,6 +2723,8 @@
       <w:hyperlink r:id="rId38">
         <w:r>
           <w:rPr>
+            <w:rtl/>
+            <w:cs/>
             <w:lang w:val="ar_AE" w:bidi="ar_AE"/>
           </w:rPr>
           <w:rPr>
@@ -2184,18 +2736,24 @@
       </w:hyperlink>
       <w:r>
         <w:rPr>
+          <w:rtl/>
+          <w:cs/>
           <w:lang w:val="ar_AE" w:bidi="ar_AE"/>
         </w:rPr>
         <w:t xml:space="preserve">). </w:t>
       </w:r>
       <w:r>
         <w:rPr>
+          <w:rtl/>
+          <w:cs/>
           <w:lang w:val="ar_AE" w:bidi="ar_AE"/>
         </w:rPr>
         <w:t>بعضُ المؤمنين في الكَنيسَةِ لم يلتزم بتعاليم الرَّسُول عن العَمَلِ</w:t>
       </w:r>
       <w:r>
         <w:rPr>
+          <w:rtl/>
+          <w:cs/>
           <w:lang w:val="ar_AE" w:bidi="ar_AE"/>
         </w:rPr>
         <w:t xml:space="preserve"> (</w:t>
@@ -2203,6 +2761,8 @@
       <w:hyperlink r:id="rId59">
         <w:r>
           <w:rPr>
+            <w:rtl/>
+            <w:cs/>
             <w:lang w:val="ar_AE" w:bidi="ar_AE"/>
           </w:rPr>
           <w:rPr>
@@ -2214,6 +2774,8 @@
       </w:hyperlink>
       <w:r>
         <w:rPr>
+          <w:rtl/>
+          <w:cs/>
           <w:lang w:val="ar_AE" w:bidi="ar_AE"/>
         </w:rPr>
         <w:t xml:space="preserve">؛ </w:t>
@@ -2221,6 +2783,8 @@
       <w:hyperlink r:id="rId35">
         <w:r>
           <w:rPr>
+            <w:rtl/>
+            <w:cs/>
             <w:lang w:val="ar_AE" w:bidi="ar_AE"/>
           </w:rPr>
           <w:rPr>
@@ -2232,18 +2796,24 @@
       </w:hyperlink>
       <w:r>
         <w:rPr>
+          <w:rtl/>
+          <w:cs/>
           <w:lang w:val="ar_AE" w:bidi="ar_AE"/>
         </w:rPr>
         <w:t xml:space="preserve">)، </w:t>
       </w:r>
       <w:r>
         <w:rPr>
+          <w:rtl/>
+          <w:cs/>
           <w:lang w:val="ar_AE" w:bidi="ar_AE"/>
         </w:rPr>
         <w:t>وبعضٌ آخرٌ لم يحترمْ بشكلٍ لائقٍ القادَةَ البارزين في الكَنِيسَةِ</w:t>
       </w:r>
       <w:r>
         <w:rPr>
+          <w:rtl/>
+          <w:cs/>
           <w:lang w:val="ar_AE" w:bidi="ar_AE"/>
         </w:rPr>
         <w:t xml:space="preserve"> (</w:t>
@@ -2251,6 +2821,8 @@
       <w:hyperlink r:id="rId39">
         <w:r>
           <w:rPr>
+            <w:rtl/>
+            <w:cs/>
             <w:lang w:val="ar_AE" w:bidi="ar_AE"/>
           </w:rPr>
           <w:rPr>
@@ -2262,18 +2834,24 @@
       </w:hyperlink>
       <w:r>
         <w:rPr>
+          <w:rtl/>
+          <w:cs/>
           <w:lang w:val="ar_AE" w:bidi="ar_AE"/>
         </w:rPr>
         <w:t xml:space="preserve">). </w:t>
       </w:r>
       <w:r>
         <w:rPr>
+          <w:rtl/>
+          <w:cs/>
           <w:lang w:val="ar_AE" w:bidi="ar_AE"/>
         </w:rPr>
         <w:t xml:space="preserve">وأخيرًا، كان هناك عددٌ من مؤمني تَسَالُونِيكِي يَقْمَعُ النُّبُوَّةَ في اجتماع </w:t>
       </w:r>
       <w:r>
         <w:rPr>
+          <w:rtl/>
+          <w:cs/>
           <w:lang w:val="ar_AE" w:bidi="ar_AE"/>
         </w:rPr>
         <w:t>الكَنِيسَةِ (</w:t>
@@ -2281,6 +2859,8 @@
       <w:hyperlink r:id="rId40">
         <w:r>
           <w:rPr>
+            <w:rtl/>
+            <w:cs/>
             <w:lang w:val="ar_AE" w:bidi="ar_AE"/>
           </w:rPr>
           <w:rPr>
@@ -2292,6 +2872,8 @@
       </w:hyperlink>
       <w:r>
         <w:rPr>
+          <w:rtl/>
+          <w:cs/>
           <w:lang w:val="ar_AE" w:bidi="ar_AE"/>
         </w:rPr>
         <w:t>).</w:t>
@@ -2303,17 +2885,23 @@
       </w:pPr>
       <w:r>
         <w:rPr>
-          <w:lang w:val="ar_AE" w:bidi="ar_AE"/>
-        </w:rPr>
-      </w:r>
-      <w:r>
-        <w:rPr>
+          <w:rtl/>
+          <w:cs/>
+          <w:lang w:val="ar_AE" w:bidi="ar_AE"/>
+        </w:rPr>
+      </w:r>
+      <w:r>
+        <w:rPr>
+          <w:rtl/>
+          <w:cs/>
           <w:lang w:val="ar_AE" w:bidi="ar_AE"/>
         </w:rPr>
         <w:t>مع أن التقويمَ والتصحيحَ قد يبدو أحيانًا أمرًا بغيضًا، إلا أننا بحاجةٍ إليه من أجلِ النُّمُو الأَخْلاقِيِّ واللاهوتِيِّ السليمِ. كراعٍ حكيمٍ، يَكْتُبُ الرَّسُول بُولُس هذه الرِّسَالَةَ لِيُعِينَ مؤمني الكنيسة في تَسَالُونِيكِي في هذه القضايا. رجاؤه هو أن تعالِجَ الرِّسَالَةُ هذه المشاكل حتى يَتَمَكَّن من العَوْدَةِ إليهم</w:t>
       </w:r>
       <w:r>
         <w:rPr>
+          <w:rtl/>
+          <w:cs/>
           <w:lang w:val="ar_AE" w:bidi="ar_AE"/>
         </w:rPr>
         <w:t xml:space="preserve"> (</w:t>
@@ -2321,6 +2909,8 @@
       <w:hyperlink r:id="rId60">
         <w:r>
           <w:rPr>
+            <w:rtl/>
+            <w:cs/>
             <w:lang w:val="ar_AE" w:bidi="ar_AE"/>
           </w:rPr>
           <w:rPr>
@@ -2332,18 +2922,24 @@
       </w:hyperlink>
       <w:r>
         <w:rPr>
+          <w:rtl/>
+          <w:cs/>
           <w:lang w:val="ar_AE" w:bidi="ar_AE"/>
         </w:rPr>
         <w:t xml:space="preserve">). </w:t>
       </w:r>
       <w:r>
         <w:rPr>
+          <w:rtl/>
+          <w:cs/>
           <w:lang w:val="ar_AE" w:bidi="ar_AE"/>
         </w:rPr>
         <w:t>في النهاية، ينبغي على كلِّ قائدٍ أن يَثِقَ في عَمَلِ الله داخل حياةِ المؤمنين</w:t>
       </w:r>
       <w:r>
         <w:rPr>
+          <w:rtl/>
+          <w:cs/>
           <w:lang w:val="ar_AE" w:bidi="ar_AE"/>
         </w:rPr>
         <w:t xml:space="preserve"> (</w:t>
@@ -2351,6 +2947,8 @@
       <w:hyperlink r:id="rId61">
         <w:r>
           <w:rPr>
+            <w:rtl/>
+            <w:cs/>
             <w:lang w:val="ar_AE" w:bidi="ar_AE"/>
           </w:rPr>
           <w:rPr>
@@ -2362,18 +2960,24 @@
       </w:hyperlink>
       <w:r>
         <w:rPr>
+          <w:rtl/>
+          <w:cs/>
           <w:lang w:val="ar_AE" w:bidi="ar_AE"/>
         </w:rPr>
         <w:t xml:space="preserve">) </w:t>
       </w:r>
       <w:r>
         <w:rPr>
+          <w:rtl/>
+          <w:cs/>
           <w:lang w:val="ar_AE" w:bidi="ar_AE"/>
         </w:rPr>
         <w:t xml:space="preserve">فالله أَمينٌ </w:t>
       </w:r>
       <w:r>
         <w:rPr>
+          <w:rtl/>
+          <w:cs/>
           <w:lang w:val="ar_AE" w:bidi="ar_AE"/>
         </w:rPr>
         <w:t>(</w:t>
@@ -2381,6 +2985,8 @@
       <w:hyperlink r:id="rId62">
         <w:r>
           <w:rPr>
+            <w:rtl/>
+            <w:cs/>
             <w:lang w:val="ar_AE" w:bidi="ar_AE"/>
           </w:rPr>
           <w:rPr>
@@ -2392,17 +2998,23 @@
       </w:hyperlink>
       <w:r>
         <w:rPr>
+          <w:rtl/>
+          <w:cs/>
           <w:lang w:val="ar_AE" w:bidi="ar_AE"/>
         </w:rPr>
         <w:t>).</w:t>
       </w:r>
       <w:r>
         <w:rPr>
-          <w:lang w:val="ar_AE" w:bidi="ar_AE"/>
-        </w:rPr>
-      </w:r>
-      <w:r>
-        <w:rPr>
+          <w:rtl/>
+          <w:cs/>
+          <w:lang w:val="ar_AE" w:bidi="ar_AE"/>
+        </w:rPr>
+      </w:r>
+      <w:r>
+        <w:rPr>
+          <w:rtl/>
+          <w:cs/>
           <w:lang w:val="ar_AE" w:bidi="ar_AE"/>
         </w:rPr>
       </w:r>

--- a/arb/docx/52.content.docx
+++ b/arb/docx/52.content.docx
@@ -412,20 +412,14 @@
         </w:rPr>
         <w:t>(</w:t>
       </w:r>
-      <w:hyperlink r:id="rId13">
-        <w:r>
-          <w:rPr>
-            <w:rtl/>
-            <w:cs/>
-            <w:lang w:val="ar_AE" w:bidi="ar_AE"/>
-          </w:rPr>
-          <w:rPr>
-            <w:color w:val="0000EE"/>
-            <w:u w:val="single"/>
-          </w:rPr>
-          <w:t>أَعْمَال الرُّسُل 17:1</w:t>
-        </w:r>
-      </w:hyperlink>
+      <w:r>
+        <w:rPr>
+          <w:rtl/>
+          <w:cs/>
+          <w:lang w:val="ar_AE" w:bidi="ar_AE"/>
+        </w:rPr>
+        <w:t>أَعْمَال الرُّسُل 17:1</w:t>
+      </w:r>
       <w:r>
         <w:rPr>
           <w:rtl/>
@@ -462,20 +456,14 @@
         </w:rPr>
         <w:t xml:space="preserve"> (</w:t>
       </w:r>
-      <w:hyperlink r:id="rId14">
-        <w:r>
-          <w:rPr>
-            <w:rtl/>
-            <w:cs/>
-            <w:lang w:val="ar_AE" w:bidi="ar_AE"/>
-          </w:rPr>
-          <w:rPr>
-            <w:color w:val="0000EE"/>
-            <w:u w:val="single"/>
-          </w:rPr>
-          <w:t>أَعْمَال الرُّسُل 17:1–9</w:t>
-        </w:r>
-      </w:hyperlink>
+      <w:r>
+        <w:rPr>
+          <w:rtl/>
+          <w:cs/>
+          <w:lang w:val="ar_AE" w:bidi="ar_AE"/>
+        </w:rPr>
+        <w:t>أَعْمَال الرُّسُل 17:1–9</w:t>
+      </w:r>
       <w:r>
         <w:rPr>
           <w:rtl/>
@@ -500,20 +488,14 @@
         </w:rPr>
         <w:t xml:space="preserve"> (</w:t>
       </w:r>
-      <w:hyperlink r:id="rId15">
-        <w:r>
-          <w:rPr>
-            <w:rtl/>
-            <w:cs/>
-            <w:lang w:val="ar_AE" w:bidi="ar_AE"/>
-          </w:rPr>
-          <w:rPr>
-            <w:color w:val="0000EE"/>
-            <w:u w:val="single"/>
-          </w:rPr>
-          <w:t>1 تَسَالُونِيكِي 1:9</w:t>
-        </w:r>
-      </w:hyperlink>
+      <w:r>
+        <w:rPr>
+          <w:rtl/>
+          <w:cs/>
+          <w:lang w:val="ar_AE" w:bidi="ar_AE"/>
+        </w:rPr>
+        <w:t>1 تَسَالُونِيكِي 1:9</w:t>
+      </w:r>
       <w:r>
         <w:rPr>
           <w:rtl/>
@@ -550,20 +532,14 @@
         </w:rPr>
         <w:t xml:space="preserve"> (</w:t>
       </w:r>
-      <w:hyperlink r:id="rId16">
-        <w:r>
-          <w:rPr>
-            <w:rtl/>
-            <w:cs/>
-            <w:lang w:val="ar_AE" w:bidi="ar_AE"/>
-          </w:rPr>
-          <w:rPr>
-            <w:color w:val="0000EE"/>
-            <w:u w:val="single"/>
-          </w:rPr>
-          <w:t>أَعْمَال الرُّسُل 17:4–7</w:t>
-        </w:r>
-      </w:hyperlink>
+      <w:r>
+        <w:rPr>
+          <w:rtl/>
+          <w:cs/>
+          <w:lang w:val="ar_AE" w:bidi="ar_AE"/>
+        </w:rPr>
+        <w:t>أَعْمَال الرُّسُل 17:4–7</w:t>
+      </w:r>
       <w:r>
         <w:rPr>
           <w:rtl/>
@@ -616,20 +592,14 @@
         </w:rPr>
         <w:t>(</w:t>
       </w:r>
-      <w:hyperlink r:id="rId17">
-        <w:r>
-          <w:rPr>
-            <w:rtl/>
-            <w:cs/>
-            <w:lang w:val="ar_AE" w:bidi="ar_AE"/>
-          </w:rPr>
-          <w:rPr>
-            <w:color w:val="0000EE"/>
-            <w:u w:val="single"/>
-          </w:rPr>
-          <w:t>1 تسالونيكي 1:6</w:t>
-        </w:r>
-      </w:hyperlink>
+      <w:r>
+        <w:rPr>
+          <w:rtl/>
+          <w:cs/>
+          <w:lang w:val="ar_AE" w:bidi="ar_AE"/>
+        </w:rPr>
+        <w:t>1 تسالونيكي 1:6</w:t>
+      </w:r>
       <w:r>
         <w:rPr>
           <w:rtl/>
@@ -638,20 +608,14 @@
         </w:rPr>
         <w:t xml:space="preserve">; </w:t>
       </w:r>
-      <w:hyperlink r:id="rId18">
-        <w:r>
-          <w:rPr>
-            <w:rtl/>
-            <w:cs/>
-            <w:lang w:val="ar_AE" w:bidi="ar_AE"/>
-          </w:rPr>
-          <w:rPr>
-            <w:color w:val="0000EE"/>
-            <w:u w:val="single"/>
-          </w:rPr>
-          <w:t>2:14</w:t>
-        </w:r>
-      </w:hyperlink>
+      <w:r>
+        <w:rPr>
+          <w:rtl/>
+          <w:cs/>
+          <w:lang w:val="ar_AE" w:bidi="ar_AE"/>
+        </w:rPr>
+        <w:t>2:14</w:t>
+      </w:r>
       <w:r>
         <w:rPr>
           <w:rtl/>
@@ -660,20 +624,14 @@
         </w:rPr>
         <w:t xml:space="preserve">; </w:t>
       </w:r>
-      <w:hyperlink r:id="rId19">
-        <w:r>
-          <w:rPr>
-            <w:rtl/>
-            <w:cs/>
-            <w:lang w:val="ar_AE" w:bidi="ar_AE"/>
-          </w:rPr>
-          <w:rPr>
-            <w:color w:val="0000EE"/>
-            <w:u w:val="single"/>
-          </w:rPr>
-          <w:t>3:3–4</w:t>
-        </w:r>
-      </w:hyperlink>
+      <w:r>
+        <w:rPr>
+          <w:rtl/>
+          <w:cs/>
+          <w:lang w:val="ar_AE" w:bidi="ar_AE"/>
+        </w:rPr>
+        <w:t>3:3–4</w:t>
+      </w:r>
       <w:r>
         <w:rPr>
           <w:rtl/>
@@ -698,20 +656,14 @@
         </w:rPr>
         <w:t xml:space="preserve"> (</w:t>
       </w:r>
-      <w:hyperlink r:id="rId20">
-        <w:r>
-          <w:rPr>
-            <w:rtl/>
-            <w:cs/>
-            <w:lang w:val="ar_AE" w:bidi="ar_AE"/>
-          </w:rPr>
-          <w:rPr>
-            <w:color w:val="0000EE"/>
-            <w:u w:val="single"/>
-          </w:rPr>
-          <w:t>أَعْمَال الرُّسُل 17:10–18:1</w:t>
-        </w:r>
-      </w:hyperlink>
+      <w:r>
+        <w:rPr>
+          <w:rtl/>
+          <w:cs/>
+          <w:lang w:val="ar_AE" w:bidi="ar_AE"/>
+        </w:rPr>
+        <w:t>أَعْمَال الرُّسُل 17:10–18:1</w:t>
+      </w:r>
       <w:r>
         <w:rPr>
           <w:rtl/>
@@ -736,20 +688,14 @@
         </w:rPr>
         <w:t xml:space="preserve"> (</w:t>
       </w:r>
-      <w:hyperlink r:id="rId21">
-        <w:r>
-          <w:rPr>
-            <w:rtl/>
-            <w:cs/>
-            <w:lang w:val="ar_AE" w:bidi="ar_AE"/>
-          </w:rPr>
-          <w:rPr>
-            <w:color w:val="0000EE"/>
-            <w:u w:val="single"/>
-          </w:rPr>
-          <w:t>1 تَسَالُونِيكِي 2:17–18</w:t>
-        </w:r>
-      </w:hyperlink>
+      <w:r>
+        <w:rPr>
+          <w:rtl/>
+          <w:cs/>
+          <w:lang w:val="ar_AE" w:bidi="ar_AE"/>
+        </w:rPr>
+        <w:t>1 تَسَالُونِيكِي 2:17–18</w:t>
+      </w:r>
       <w:r>
         <w:rPr>
           <w:rtl/>
@@ -786,20 +732,14 @@
         </w:rPr>
         <w:t xml:space="preserve"> (</w:t>
       </w:r>
-      <w:hyperlink r:id="rId22">
-        <w:r>
-          <w:rPr>
-            <w:rtl/>
-            <w:cs/>
-            <w:lang w:val="ar_AE" w:bidi="ar_AE"/>
-          </w:rPr>
-          <w:rPr>
-            <w:color w:val="0000EE"/>
-            <w:u w:val="single"/>
-          </w:rPr>
-          <w:t>1 تَسَالُونِيكِي 3:1–2</w:t>
-        </w:r>
-      </w:hyperlink>
+      <w:r>
+        <w:rPr>
+          <w:rtl/>
+          <w:cs/>
+          <w:lang w:val="ar_AE" w:bidi="ar_AE"/>
+        </w:rPr>
+        <w:t>1 تَسَالُونِيكِي 3:1–2</w:t>
+      </w:r>
       <w:r>
         <w:rPr>
           <w:rtl/>
@@ -808,20 +748,14 @@
         </w:rPr>
         <w:t xml:space="preserve">، </w:t>
       </w:r>
-      <w:hyperlink r:id="rId23">
-        <w:r>
-          <w:rPr>
-            <w:rtl/>
-            <w:cs/>
-            <w:lang w:val="ar_AE" w:bidi="ar_AE"/>
-          </w:rPr>
-          <w:rPr>
-            <w:color w:val="0000EE"/>
-            <w:u w:val="single"/>
-          </w:rPr>
-          <w:t>5</w:t>
-        </w:r>
-      </w:hyperlink>
+      <w:r>
+        <w:rPr>
+          <w:rtl/>
+          <w:cs/>
+          <w:lang w:val="ar_AE" w:bidi="ar_AE"/>
+        </w:rPr>
+        <w:t>5</w:t>
+      </w:r>
       <w:r>
         <w:rPr>
           <w:rtl/>
@@ -846,20 +780,14 @@
         </w:rPr>
         <w:t xml:space="preserve"> (</w:t>
       </w:r>
-      <w:hyperlink r:id="rId24">
-        <w:r>
-          <w:rPr>
-            <w:rtl/>
-            <w:cs/>
-            <w:lang w:val="ar_AE" w:bidi="ar_AE"/>
-          </w:rPr>
-          <w:rPr>
-            <w:color w:val="0000EE"/>
-            <w:u w:val="single"/>
-          </w:rPr>
-          <w:t>3:6–8</w:t>
-        </w:r>
-      </w:hyperlink>
+      <w:r>
+        <w:rPr>
+          <w:rtl/>
+          <w:cs/>
+          <w:lang w:val="ar_AE" w:bidi="ar_AE"/>
+        </w:rPr>
+        <w:t>3:6–8</w:t>
+      </w:r>
       <w:r>
         <w:rPr>
           <w:rtl/>
@@ -884,20 +812,14 @@
         </w:rPr>
         <w:t xml:space="preserve"> (</w:t>
       </w:r>
-      <w:hyperlink r:id="rId25">
-        <w:r>
-          <w:rPr>
-            <w:rtl/>
-            <w:cs/>
-            <w:lang w:val="ar_AE" w:bidi="ar_AE"/>
-          </w:rPr>
-          <w:rPr>
-            <w:color w:val="0000EE"/>
-            <w:u w:val="single"/>
-          </w:rPr>
-          <w:t>3:9–11</w:t>
-        </w:r>
-      </w:hyperlink>
+      <w:r>
+        <w:rPr>
+          <w:rtl/>
+          <w:cs/>
+          <w:lang w:val="ar_AE" w:bidi="ar_AE"/>
+        </w:rPr>
+        <w:t>3:9–11</w:t>
+      </w:r>
       <w:r>
         <w:rPr>
           <w:rtl/>
@@ -949,20 +871,14 @@
         </w:rPr>
         <w:t xml:space="preserve"> (</w:t>
       </w:r>
-      <w:hyperlink r:id="rId26">
-        <w:r>
-          <w:rPr>
-            <w:rtl/>
-            <w:cs/>
-            <w:lang w:val="ar_AE" w:bidi="ar_AE"/>
-          </w:rPr>
-          <w:rPr>
-            <w:color w:val="0000EE"/>
-            <w:u w:val="single"/>
-          </w:rPr>
-          <w:t>1 تَسَالُونِيكِي 1:2–3</w:t>
-        </w:r>
-      </w:hyperlink>
+      <w:r>
+        <w:rPr>
+          <w:rtl/>
+          <w:cs/>
+          <w:lang w:val="ar_AE" w:bidi="ar_AE"/>
+        </w:rPr>
+        <w:t>1 تَسَالُونِيكِي 1:2–3</w:t>
+      </w:r>
       <w:r>
         <w:rPr>
           <w:rtl/>
@@ -971,20 +887,14 @@
         </w:rPr>
         <w:t xml:space="preserve">؛ </w:t>
       </w:r>
-      <w:hyperlink r:id="rId27">
-        <w:r>
-          <w:rPr>
-            <w:rtl/>
-            <w:cs/>
-            <w:lang w:val="ar_AE" w:bidi="ar_AE"/>
-          </w:rPr>
-          <w:rPr>
-            <w:color w:val="0000EE"/>
-            <w:u w:val="single"/>
-          </w:rPr>
-          <w:t>2:13</w:t>
-        </w:r>
-      </w:hyperlink>
+      <w:r>
+        <w:rPr>
+          <w:rtl/>
+          <w:cs/>
+          <w:lang w:val="ar_AE" w:bidi="ar_AE"/>
+        </w:rPr>
+        <w:t>2:13</w:t>
+      </w:r>
       <w:r>
         <w:rPr>
           <w:rtl/>
@@ -993,20 +903,14 @@
         </w:rPr>
         <w:t xml:space="preserve">؛ </w:t>
       </w:r>
-      <w:hyperlink r:id="rId28">
-        <w:r>
-          <w:rPr>
-            <w:rtl/>
-            <w:cs/>
-            <w:lang w:val="ar_AE" w:bidi="ar_AE"/>
-          </w:rPr>
-          <w:rPr>
-            <w:color w:val="0000EE"/>
-            <w:u w:val="single"/>
-          </w:rPr>
-          <w:t>3:9</w:t>
-        </w:r>
-      </w:hyperlink>
+      <w:r>
+        <w:rPr>
+          <w:rtl/>
+          <w:cs/>
+          <w:lang w:val="ar_AE" w:bidi="ar_AE"/>
+        </w:rPr>
+        <w:t>3:9</w:t>
+      </w:r>
       <w:r>
         <w:rPr>
           <w:rtl/>
@@ -1047,20 +951,14 @@
         </w:rPr>
         <w:t xml:space="preserve"> (</w:t>
       </w:r>
-      <w:hyperlink r:id="rId29">
-        <w:r>
-          <w:rPr>
-            <w:rtl/>
-            <w:cs/>
-            <w:lang w:val="ar_AE" w:bidi="ar_AE"/>
-          </w:rPr>
-          <w:rPr>
-            <w:color w:val="0000EE"/>
-            <w:u w:val="single"/>
-          </w:rPr>
-          <w:t>2:1–3:13</w:t>
-        </w:r>
-      </w:hyperlink>
+      <w:r>
+        <w:rPr>
+          <w:rtl/>
+          <w:cs/>
+          <w:lang w:val="ar_AE" w:bidi="ar_AE"/>
+        </w:rPr>
+        <w:t>2:1–3:13</w:t>
+      </w:r>
       <w:r>
         <w:rPr>
           <w:rtl/>
@@ -1117,20 +1015,14 @@
         </w:rPr>
         <w:t xml:space="preserve"> (</w:t>
       </w:r>
-      <w:hyperlink r:id="rId30">
-        <w:r>
-          <w:rPr>
-            <w:rtl/>
-            <w:cs/>
-            <w:lang w:val="ar_AE" w:bidi="ar_AE"/>
-          </w:rPr>
-          <w:rPr>
-            <w:color w:val="0000EE"/>
-            <w:u w:val="single"/>
-          </w:rPr>
-          <w:t>2:17–20</w:t>
-        </w:r>
-      </w:hyperlink>
+      <w:r>
+        <w:rPr>
+          <w:rtl/>
+          <w:cs/>
+          <w:lang w:val="ar_AE" w:bidi="ar_AE"/>
+        </w:rPr>
+        <w:t>2:17–20</w:t>
+      </w:r>
       <w:r>
         <w:rPr>
           <w:rtl/>
@@ -1155,20 +1047,14 @@
         </w:rPr>
         <w:t xml:space="preserve"> (</w:t>
       </w:r>
-      <w:hyperlink r:id="rId31">
-        <w:r>
-          <w:rPr>
-            <w:rtl/>
-            <w:cs/>
-            <w:lang w:val="ar_AE" w:bidi="ar_AE"/>
-          </w:rPr>
-          <w:rPr>
-            <w:color w:val="0000EE"/>
-            <w:u w:val="single"/>
-          </w:rPr>
-          <w:t>3:1–5</w:t>
-        </w:r>
-      </w:hyperlink>
+      <w:r>
+        <w:rPr>
+          <w:rtl/>
+          <w:cs/>
+          <w:lang w:val="ar_AE" w:bidi="ar_AE"/>
+        </w:rPr>
+        <w:t>3:1–5</w:t>
+      </w:r>
       <w:r>
         <w:rPr>
           <w:rtl/>
@@ -1193,20 +1079,14 @@
         </w:rPr>
         <w:t xml:space="preserve"> (</w:t>
       </w:r>
-      <w:hyperlink r:id="rId24">
-        <w:r>
-          <w:rPr>
-            <w:rtl/>
-            <w:cs/>
-            <w:lang w:val="ar_AE" w:bidi="ar_AE"/>
-          </w:rPr>
-          <w:rPr>
-            <w:color w:val="0000EE"/>
-            <w:u w:val="single"/>
-          </w:rPr>
-          <w:t>3:6–8</w:t>
-        </w:r>
-      </w:hyperlink>
+      <w:r>
+        <w:rPr>
+          <w:rtl/>
+          <w:cs/>
+          <w:lang w:val="ar_AE" w:bidi="ar_AE"/>
+        </w:rPr>
+        <w:t>3:6–8</w:t>
+      </w:r>
       <w:r>
         <w:rPr>
           <w:rtl/>
@@ -1231,20 +1111,14 @@
         </w:rPr>
         <w:t xml:space="preserve"> (</w:t>
       </w:r>
-      <w:hyperlink r:id="rId32">
-        <w:r>
-          <w:rPr>
-            <w:rtl/>
-            <w:cs/>
-            <w:lang w:val="ar_AE" w:bidi="ar_AE"/>
-          </w:rPr>
-          <w:rPr>
-            <w:color w:val="0000EE"/>
-            <w:u w:val="single"/>
-          </w:rPr>
-          <w:t>3:9–13</w:t>
-        </w:r>
-      </w:hyperlink>
+      <w:r>
+        <w:rPr>
+          <w:rtl/>
+          <w:cs/>
+          <w:lang w:val="ar_AE" w:bidi="ar_AE"/>
+        </w:rPr>
+        <w:t>3:9–13</w:t>
+      </w:r>
       <w:r>
         <w:rPr>
           <w:rtl/>
@@ -1281,20 +1155,14 @@
         </w:rPr>
         <w:t xml:space="preserve"> (</w:t>
       </w:r>
-      <w:hyperlink r:id="rId33">
-        <w:r>
-          <w:rPr>
-            <w:rtl/>
-            <w:cs/>
-            <w:lang w:val="ar_AE" w:bidi="ar_AE"/>
-          </w:rPr>
-          <w:rPr>
-            <w:color w:val="0000EE"/>
-            <w:u w:val="single"/>
-          </w:rPr>
-          <w:t>4:1–8</w:t>
-        </w:r>
-      </w:hyperlink>
+      <w:r>
+        <w:rPr>
+          <w:rtl/>
+          <w:cs/>
+          <w:lang w:val="ar_AE" w:bidi="ar_AE"/>
+        </w:rPr>
+        <w:t>4:1–8</w:t>
+      </w:r>
       <w:r>
         <w:rPr>
           <w:rtl/>
@@ -1319,20 +1187,14 @@
         </w:rPr>
         <w:t xml:space="preserve"> (</w:t>
       </w:r>
-      <w:hyperlink r:id="rId34">
-        <w:r>
-          <w:rPr>
-            <w:rtl/>
-            <w:cs/>
-            <w:lang w:val="ar_AE" w:bidi="ar_AE"/>
-          </w:rPr>
-          <w:rPr>
-            <w:color w:val="0000EE"/>
-            <w:u w:val="single"/>
-          </w:rPr>
-          <w:t>4:11–12</w:t>
-        </w:r>
-      </w:hyperlink>
+      <w:r>
+        <w:rPr>
+          <w:rtl/>
+          <w:cs/>
+          <w:lang w:val="ar_AE" w:bidi="ar_AE"/>
+        </w:rPr>
+        <w:t>4:11–12</w:t>
+      </w:r>
       <w:r>
         <w:rPr>
           <w:rtl/>
@@ -1341,20 +1203,14 @@
         </w:rPr>
         <w:t xml:space="preserve">؛ </w:t>
       </w:r>
-      <w:hyperlink r:id="rId35">
-        <w:r>
-          <w:rPr>
-            <w:rtl/>
-            <w:cs/>
-            <w:lang w:val="ar_AE" w:bidi="ar_AE"/>
-          </w:rPr>
-          <w:rPr>
-            <w:color w:val="0000EE"/>
-            <w:u w:val="single"/>
-          </w:rPr>
-          <w:t>5:14</w:t>
-        </w:r>
-      </w:hyperlink>
+      <w:r>
+        <w:rPr>
+          <w:rtl/>
+          <w:cs/>
+          <w:lang w:val="ar_AE" w:bidi="ar_AE"/>
+        </w:rPr>
+        <w:t>5:14</w:t>
+      </w:r>
       <w:r>
         <w:rPr>
           <w:rtl/>
@@ -1363,20 +1219,14 @@
         </w:rPr>
         <w:t xml:space="preserve">؛ انْظُرْ </w:t>
       </w:r>
-      <w:hyperlink r:id="rId36">
-        <w:r>
-          <w:rPr>
-            <w:rtl/>
-            <w:cs/>
-            <w:lang w:val="ar_AE" w:bidi="ar_AE"/>
-          </w:rPr>
-          <w:rPr>
-            <w:color w:val="0000EE"/>
-            <w:u w:val="single"/>
-          </w:rPr>
-          <w:t>2 تَسَالُونِيكِي 3:6–15</w:t>
-        </w:r>
-      </w:hyperlink>
+      <w:r>
+        <w:rPr>
+          <w:rtl/>
+          <w:cs/>
+          <w:lang w:val="ar_AE" w:bidi="ar_AE"/>
+        </w:rPr>
+        <w:t>2 تَسَالُونِيكِي 3:6–15</w:t>
+      </w:r>
       <w:r>
         <w:rPr>
           <w:rtl/>
@@ -1413,20 +1263,14 @@
         </w:rPr>
         <w:t xml:space="preserve"> (</w:t>
       </w:r>
-      <w:hyperlink r:id="rId37">
-        <w:r>
-          <w:rPr>
-            <w:rtl/>
-            <w:cs/>
-            <w:lang w:val="ar_AE" w:bidi="ar_AE"/>
-          </w:rPr>
-          <w:rPr>
-            <w:color w:val="0000EE"/>
-            <w:u w:val="single"/>
-          </w:rPr>
-          <w:t>1 تَسَالُونِيكِي 4:13–18</w:t>
-        </w:r>
-      </w:hyperlink>
+      <w:r>
+        <w:rPr>
+          <w:rtl/>
+          <w:cs/>
+          <w:lang w:val="ar_AE" w:bidi="ar_AE"/>
+        </w:rPr>
+        <w:t>1 تَسَالُونِيكِي 4:13–18</w:t>
+      </w:r>
       <w:r>
         <w:rPr>
           <w:rtl/>
@@ -1451,20 +1295,14 @@
         </w:rPr>
         <w:t xml:space="preserve"> (</w:t>
       </w:r>
-      <w:hyperlink r:id="rId38">
-        <w:r>
-          <w:rPr>
-            <w:rtl/>
-            <w:cs/>
-            <w:lang w:val="ar_AE" w:bidi="ar_AE"/>
-          </w:rPr>
-          <w:rPr>
-            <w:color w:val="0000EE"/>
-            <w:u w:val="single"/>
-          </w:rPr>
-          <w:t>5:1–11</w:t>
-        </w:r>
-      </w:hyperlink>
+      <w:r>
+        <w:rPr>
+          <w:rtl/>
+          <w:cs/>
+          <w:lang w:val="ar_AE" w:bidi="ar_AE"/>
+        </w:rPr>
+        <w:t>5:1–11</w:t>
+      </w:r>
       <w:r>
         <w:rPr>
           <w:rtl/>
@@ -1517,20 +1355,14 @@
         </w:rPr>
         <w:t>(</w:t>
       </w:r>
-      <w:hyperlink r:id="rId39">
-        <w:r>
-          <w:rPr>
-            <w:rtl/>
-            <w:cs/>
-            <w:lang w:val="ar_AE" w:bidi="ar_AE"/>
-          </w:rPr>
-          <w:rPr>
-            <w:color w:val="0000EE"/>
-            <w:u w:val="single"/>
-          </w:rPr>
-          <w:t>1 تَسَالُونِيكِي 5:12–13</w:t>
-        </w:r>
-      </w:hyperlink>
+      <w:r>
+        <w:rPr>
+          <w:rtl/>
+          <w:cs/>
+          <w:lang w:val="ar_AE" w:bidi="ar_AE"/>
+        </w:rPr>
+        <w:t>1 تَسَالُونِيكِي 5:12–13</w:t>
+      </w:r>
       <w:r>
         <w:rPr>
           <w:rtl/>
@@ -1555,20 +1387,14 @@
         </w:rPr>
         <w:t xml:space="preserve"> (</w:t>
       </w:r>
-      <w:hyperlink r:id="rId40">
-        <w:r>
-          <w:rPr>
-            <w:rtl/>
-            <w:cs/>
-            <w:lang w:val="ar_AE" w:bidi="ar_AE"/>
-          </w:rPr>
-          <w:rPr>
-            <w:color w:val="0000EE"/>
-            <w:u w:val="single"/>
-          </w:rPr>
-          <w:t>5:19–22</w:t>
-        </w:r>
-      </w:hyperlink>
+      <w:r>
+        <w:rPr>
+          <w:rtl/>
+          <w:cs/>
+          <w:lang w:val="ar_AE" w:bidi="ar_AE"/>
+        </w:rPr>
+        <w:t>5:19–22</w:t>
+      </w:r>
       <w:r>
         <w:rPr>
           <w:rtl/>
@@ -1593,20 +1419,14 @@
         </w:rPr>
         <w:t xml:space="preserve"> (</w:t>
       </w:r>
-      <w:hyperlink r:id="rId41">
-        <w:r>
-          <w:rPr>
-            <w:rtl/>
-            <w:cs/>
-            <w:lang w:val="ar_AE" w:bidi="ar_AE"/>
-          </w:rPr>
-          <w:rPr>
-            <w:color w:val="0000EE"/>
-            <w:u w:val="single"/>
-          </w:rPr>
-          <w:t>5:23–24</w:t>
-        </w:r>
-      </w:hyperlink>
+      <w:r>
+        <w:rPr>
+          <w:rtl/>
+          <w:cs/>
+          <w:lang w:val="ar_AE" w:bidi="ar_AE"/>
+        </w:rPr>
+        <w:t>5:23–24</w:t>
+      </w:r>
       <w:r>
         <w:rPr>
           <w:rtl/>
@@ -1658,20 +1478,14 @@
         </w:rPr>
         <w:t>(</w:t>
       </w:r>
-      <w:hyperlink r:id="rId42">
-        <w:r>
-          <w:rPr>
-            <w:rtl/>
-            <w:cs/>
-            <w:lang w:val="ar_AE" w:bidi="ar_AE"/>
-          </w:rPr>
-          <w:rPr>
-            <w:color w:val="0000EE"/>
-            <w:u w:val="single"/>
-          </w:rPr>
-          <w:t>1 تَسَالُونِيكِي 1:1</w:t>
-        </w:r>
-      </w:hyperlink>
+      <w:r>
+        <w:rPr>
+          <w:rtl/>
+          <w:cs/>
+          <w:lang w:val="ar_AE" w:bidi="ar_AE"/>
+        </w:rPr>
+        <w:t>1 تَسَالُونِيكِي 1:1</w:t>
+      </w:r>
       <w:r>
         <w:rPr>
           <w:rtl/>
@@ -1712,20 +1526,14 @@
         </w:rPr>
         <w:t>(</w:t>
       </w:r>
-      <w:hyperlink r:id="rId43">
-        <w:r>
-          <w:rPr>
-            <w:rtl/>
-            <w:cs/>
-            <w:lang w:val="ar_AE" w:bidi="ar_AE"/>
-          </w:rPr>
-          <w:rPr>
-            <w:color w:val="0000EE"/>
-            <w:u w:val="single"/>
-          </w:rPr>
-          <w:t>2:18</w:t>
-        </w:r>
-      </w:hyperlink>
+      <w:r>
+        <w:rPr>
+          <w:rtl/>
+          <w:cs/>
+          <w:lang w:val="ar_AE" w:bidi="ar_AE"/>
+        </w:rPr>
+        <w:t>2:18</w:t>
+      </w:r>
       <w:r>
         <w:rPr>
           <w:rtl/>
@@ -1734,20 +1542,14 @@
         </w:rPr>
         <w:t xml:space="preserve">؛ </w:t>
       </w:r>
-      <w:hyperlink r:id="rId23">
-        <w:r>
-          <w:rPr>
-            <w:rtl/>
-            <w:cs/>
-            <w:lang w:val="ar_AE" w:bidi="ar_AE"/>
-          </w:rPr>
-          <w:rPr>
-            <w:color w:val="0000EE"/>
-            <w:u w:val="single"/>
-          </w:rPr>
-          <w:t>3:5</w:t>
-        </w:r>
-      </w:hyperlink>
+      <w:r>
+        <w:rPr>
+          <w:rtl/>
+          <w:cs/>
+          <w:lang w:val="ar_AE" w:bidi="ar_AE"/>
+        </w:rPr>
+        <w:t>3:5</w:t>
+      </w:r>
       <w:r>
         <w:rPr>
           <w:rtl/>
@@ -1756,20 +1558,14 @@
         </w:rPr>
         <w:t xml:space="preserve">؛ </w:t>
       </w:r>
-      <w:hyperlink r:id="rId44">
-        <w:r>
-          <w:rPr>
-            <w:rtl/>
-            <w:cs/>
-            <w:lang w:val="ar_AE" w:bidi="ar_AE"/>
-          </w:rPr>
-          <w:rPr>
-            <w:color w:val="0000EE"/>
-            <w:u w:val="single"/>
-          </w:rPr>
-          <w:t>5:27</w:t>
-        </w:r>
-      </w:hyperlink>
+      <w:r>
+        <w:rPr>
+          <w:rtl/>
+          <w:cs/>
+          <w:lang w:val="ar_AE" w:bidi="ar_AE"/>
+        </w:rPr>
+        <w:t>5:27</w:t>
+      </w:r>
       <w:r>
         <w:rPr>
           <w:rtl/>
@@ -1802,20 +1598,14 @@
         </w:rPr>
         <w:t xml:space="preserve">ومع ذلك، فإن الوصيَّةَ النهائيةَ في </w:t>
       </w:r>
-      <w:hyperlink r:id="rId44">
-        <w:r>
-          <w:rPr>
-            <w:rtl/>
-            <w:cs/>
-            <w:lang w:val="ar_AE" w:bidi="ar_AE"/>
-          </w:rPr>
-          <w:rPr>
-            <w:color w:val="0000EE"/>
-            <w:u w:val="single"/>
-          </w:rPr>
-          <w:t>5:27</w:t>
-        </w:r>
-      </w:hyperlink>
+      <w:r>
+        <w:rPr>
+          <w:rtl/>
+          <w:cs/>
+          <w:lang w:val="ar_AE" w:bidi="ar_AE"/>
+        </w:rPr>
+        <w:t>5:27</w:t>
+      </w:r>
       <w:r>
         <w:rPr>
           <w:rtl/>
@@ -1866,20 +1656,14 @@
         </w:rPr>
         <w:t xml:space="preserve"> (</w:t>
       </w:r>
-      <w:hyperlink r:id="rId45">
-        <w:r>
-          <w:rPr>
-            <w:rtl/>
-            <w:cs/>
-            <w:lang w:val="ar_AE" w:bidi="ar_AE"/>
-          </w:rPr>
-          <w:rPr>
-            <w:color w:val="0000EE"/>
-            <w:u w:val="single"/>
-          </w:rPr>
-          <w:t>أَعْمَال الرُّسُل 15:36–18:22</w:t>
-        </w:r>
-      </w:hyperlink>
+      <w:r>
+        <w:rPr>
+          <w:rtl/>
+          <w:cs/>
+          <w:lang w:val="ar_AE" w:bidi="ar_AE"/>
+        </w:rPr>
+        <w:t>أَعْمَال الرُّسُل 15:36–18:22</w:t>
+      </w:r>
       <w:r>
         <w:rPr>
           <w:rtl/>
@@ -1904,20 +1688,14 @@
         </w:rPr>
         <w:t xml:space="preserve"> (</w:t>
       </w:r>
-      <w:hyperlink r:id="rId46">
-        <w:r>
-          <w:rPr>
-            <w:rtl/>
-            <w:cs/>
-            <w:lang w:val="ar_AE" w:bidi="ar_AE"/>
-          </w:rPr>
-          <w:rPr>
-            <w:color w:val="0000EE"/>
-            <w:u w:val="single"/>
-          </w:rPr>
-          <w:t>1 تَسَالُونِيكِي 3:6</w:t>
-        </w:r>
-      </w:hyperlink>
+      <w:r>
+        <w:rPr>
+          <w:rtl/>
+          <w:cs/>
+          <w:lang w:val="ar_AE" w:bidi="ar_AE"/>
+        </w:rPr>
+        <w:t>1 تَسَالُونِيكِي 3:6</w:t>
+      </w:r>
       <w:r>
         <w:rPr>
           <w:rtl/>
@@ -1926,20 +1704,14 @@
         </w:rPr>
         <w:t xml:space="preserve">؛ </w:t>
       </w:r>
-      <w:hyperlink r:id="rId47">
-        <w:r>
-          <w:rPr>
-            <w:rtl/>
-            <w:cs/>
-            <w:lang w:val="ar_AE" w:bidi="ar_AE"/>
-          </w:rPr>
-          <w:rPr>
-            <w:color w:val="0000EE"/>
-            <w:u w:val="single"/>
-          </w:rPr>
-          <w:t>أَعْمَال الرُّسُل 18:5</w:t>
-        </w:r>
-      </w:hyperlink>
+      <w:r>
+        <w:rPr>
+          <w:rtl/>
+          <w:cs/>
+          <w:lang w:val="ar_AE" w:bidi="ar_AE"/>
+        </w:rPr>
+        <w:t>أَعْمَال الرُّسُل 18:5</w:t>
+      </w:r>
       <w:r>
         <w:rPr>
           <w:rtl/>
@@ -2012,20 +1784,14 @@
         </w:rPr>
         <w:t xml:space="preserve"> كُورِنْثُوس (</w:t>
       </w:r>
-      <w:hyperlink r:id="rId48">
-        <w:r>
-          <w:rPr>
-            <w:rtl/>
-            <w:cs/>
-            <w:lang w:val="ar_AE" w:bidi="ar_AE"/>
-          </w:rPr>
-          <w:rPr>
-            <w:color w:val="0000EE"/>
-            <w:u w:val="single"/>
-          </w:rPr>
-          <w:t>أَعْمَال الرُّسُل 18:11–12</w:t>
-        </w:r>
-      </w:hyperlink>
+      <w:r>
+        <w:rPr>
+          <w:rtl/>
+          <w:cs/>
+          <w:lang w:val="ar_AE" w:bidi="ar_AE"/>
+        </w:rPr>
+        <w:t>أَعْمَال الرُّسُل 18:11–12</w:t>
+      </w:r>
       <w:r>
         <w:rPr>
           <w:rtl/>
@@ -2092,20 +1858,14 @@
         </w:rPr>
         <w:t xml:space="preserve"> (</w:t>
       </w:r>
-      <w:hyperlink r:id="rId17">
-        <w:r>
-          <w:rPr>
-            <w:rtl/>
-            <w:cs/>
-            <w:lang w:val="ar_AE" w:bidi="ar_AE"/>
-          </w:rPr>
-          <w:rPr>
-            <w:color w:val="0000EE"/>
-            <w:u w:val="single"/>
-          </w:rPr>
-          <w:t>1 تَسَالُونِيكِي 1:6</w:t>
-        </w:r>
-      </w:hyperlink>
+      <w:r>
+        <w:rPr>
+          <w:rtl/>
+          <w:cs/>
+          <w:lang w:val="ar_AE" w:bidi="ar_AE"/>
+        </w:rPr>
+        <w:t>1 تَسَالُونِيكِي 1:6</w:t>
+      </w:r>
       <w:r>
         <w:rPr>
           <w:rtl/>
@@ -2114,20 +1874,14 @@
         </w:rPr>
         <w:t xml:space="preserve">؛ </w:t>
       </w:r>
-      <w:hyperlink r:id="rId18">
-        <w:r>
-          <w:rPr>
-            <w:rtl/>
-            <w:cs/>
-            <w:lang w:val="ar_AE" w:bidi="ar_AE"/>
-          </w:rPr>
-          <w:rPr>
-            <w:color w:val="0000EE"/>
-            <w:u w:val="single"/>
-          </w:rPr>
-          <w:t>2:14</w:t>
-        </w:r>
-      </w:hyperlink>
+      <w:r>
+        <w:rPr>
+          <w:rtl/>
+          <w:cs/>
+          <w:lang w:val="ar_AE" w:bidi="ar_AE"/>
+        </w:rPr>
+        <w:t>2:14</w:t>
+      </w:r>
       <w:r>
         <w:rPr>
           <w:rtl/>
@@ -2136,20 +1890,14 @@
         </w:rPr>
         <w:t xml:space="preserve">؛ </w:t>
       </w:r>
-      <w:hyperlink r:id="rId19">
-        <w:r>
-          <w:rPr>
-            <w:rtl/>
-            <w:cs/>
-            <w:lang w:val="ar_AE" w:bidi="ar_AE"/>
-          </w:rPr>
-          <w:rPr>
-            <w:color w:val="0000EE"/>
-            <w:u w:val="single"/>
-          </w:rPr>
-          <w:t>3:3–4</w:t>
-        </w:r>
-      </w:hyperlink>
+      <w:r>
+        <w:rPr>
+          <w:rtl/>
+          <w:cs/>
+          <w:lang w:val="ar_AE" w:bidi="ar_AE"/>
+        </w:rPr>
+        <w:t>3:3–4</w:t>
+      </w:r>
       <w:r>
         <w:rPr>
           <w:rtl/>
@@ -2174,20 +1922,14 @@
         </w:rPr>
         <w:t>(</w:t>
       </w:r>
-      <w:hyperlink r:id="rId23">
-        <w:r>
-          <w:rPr>
-            <w:rtl/>
-            <w:cs/>
-            <w:lang w:val="ar_AE" w:bidi="ar_AE"/>
-          </w:rPr>
-          <w:rPr>
-            <w:color w:val="0000EE"/>
-            <w:u w:val="single"/>
-          </w:rPr>
-          <w:t>3:5</w:t>
-        </w:r>
-      </w:hyperlink>
+      <w:r>
+        <w:rPr>
+          <w:rtl/>
+          <w:cs/>
+          <w:lang w:val="ar_AE" w:bidi="ar_AE"/>
+        </w:rPr>
+        <w:t>3:5</w:t>
+      </w:r>
       <w:r>
         <w:rPr>
           <w:rtl/>
@@ -2212,20 +1954,14 @@
         </w:rPr>
         <w:t xml:space="preserve"> (</w:t>
       </w:r>
-      <w:hyperlink r:id="rId43">
-        <w:r>
-          <w:rPr>
-            <w:rtl/>
-            <w:cs/>
-            <w:lang w:val="ar_AE" w:bidi="ar_AE"/>
-          </w:rPr>
-          <w:rPr>
-            <w:color w:val="0000EE"/>
-            <w:u w:val="single"/>
-          </w:rPr>
-          <w:t>2:18</w:t>
-        </w:r>
-      </w:hyperlink>
+      <w:r>
+        <w:rPr>
+          <w:rtl/>
+          <w:cs/>
+          <w:lang w:val="ar_AE" w:bidi="ar_AE"/>
+        </w:rPr>
+        <w:t>2:18</w:t>
+      </w:r>
       <w:r>
         <w:rPr>
           <w:rtl/>
@@ -2250,20 +1986,14 @@
         </w:rPr>
         <w:t xml:space="preserve"> (</w:t>
       </w:r>
-      <w:hyperlink r:id="rId49">
-        <w:r>
-          <w:rPr>
-            <w:rtl/>
-            <w:cs/>
-            <w:lang w:val="ar_AE" w:bidi="ar_AE"/>
-          </w:rPr>
-          <w:rPr>
-            <w:color w:val="0000EE"/>
-            <w:u w:val="single"/>
-          </w:rPr>
-          <w:t>1:3</w:t>
-        </w:r>
-      </w:hyperlink>
+      <w:r>
+        <w:rPr>
+          <w:rtl/>
+          <w:cs/>
+          <w:lang w:val="ar_AE" w:bidi="ar_AE"/>
+        </w:rPr>
+        <w:t>1:3</w:t>
+      </w:r>
       <w:r>
         <w:rPr>
           <w:rtl/>
@@ -2272,20 +2002,14 @@
         </w:rPr>
         <w:t xml:space="preserve">؛ </w:t>
       </w:r>
-      <w:hyperlink r:id="rId46">
-        <w:r>
-          <w:rPr>
-            <w:rtl/>
-            <w:cs/>
-            <w:lang w:val="ar_AE" w:bidi="ar_AE"/>
-          </w:rPr>
-          <w:rPr>
-            <w:color w:val="0000EE"/>
-            <w:u w:val="single"/>
-          </w:rPr>
-          <w:t>3:6</w:t>
-        </w:r>
-      </w:hyperlink>
+      <w:r>
+        <w:rPr>
+          <w:rtl/>
+          <w:cs/>
+          <w:lang w:val="ar_AE" w:bidi="ar_AE"/>
+        </w:rPr>
+        <w:t>3:6</w:t>
+      </w:r>
       <w:r>
         <w:rPr>
           <w:rtl/>
@@ -2294,20 +2018,14 @@
         </w:rPr>
         <w:t xml:space="preserve">؛ </w:t>
       </w:r>
-      <w:hyperlink r:id="rId50">
-        <w:r>
-          <w:rPr>
-            <w:rtl/>
-            <w:cs/>
-            <w:lang w:val="ar_AE" w:bidi="ar_AE"/>
-          </w:rPr>
-          <w:rPr>
-            <w:color w:val="0000EE"/>
-            <w:u w:val="single"/>
-          </w:rPr>
-          <w:t>5:8</w:t>
-        </w:r>
-      </w:hyperlink>
+      <w:r>
+        <w:rPr>
+          <w:rtl/>
+          <w:cs/>
+          <w:lang w:val="ar_AE" w:bidi="ar_AE"/>
+        </w:rPr>
+        <w:t>5:8</w:t>
+      </w:r>
       <w:r>
         <w:rPr>
           <w:rtl/>
@@ -2332,20 +2050,14 @@
         </w:rPr>
         <w:t>(</w:t>
       </w:r>
-      <w:hyperlink r:id="rId51">
-        <w:r>
-          <w:rPr>
-            <w:rtl/>
-            <w:cs/>
-            <w:lang w:val="ar_AE" w:bidi="ar_AE"/>
-          </w:rPr>
-          <w:rPr>
-            <w:color w:val="0000EE"/>
-            <w:u w:val="single"/>
-          </w:rPr>
-          <w:t>1:8</w:t>
-        </w:r>
-      </w:hyperlink>
+      <w:r>
+        <w:rPr>
+          <w:rtl/>
+          <w:cs/>
+          <w:lang w:val="ar_AE" w:bidi="ar_AE"/>
+        </w:rPr>
+        <w:t>1:8</w:t>
+      </w:r>
       <w:r>
         <w:rPr>
           <w:rtl/>
@@ -2354,20 +2066,14 @@
         </w:rPr>
         <w:t>) وأصبحوا أمثلةً لغيرهم من المؤمنين الآخرين على الإيمان الحقيقي في وسطِ المعاناةِ (</w:t>
       </w:r>
-      <w:hyperlink r:id="rId52">
-        <w:r>
-          <w:rPr>
-            <w:rtl/>
-            <w:cs/>
-            <w:lang w:val="ar_AE" w:bidi="ar_AE"/>
-          </w:rPr>
-          <w:rPr>
-            <w:color w:val="0000EE"/>
-            <w:u w:val="single"/>
-          </w:rPr>
-          <w:t>1:6–7</w:t>
-        </w:r>
-      </w:hyperlink>
+      <w:r>
+        <w:rPr>
+          <w:rtl/>
+          <w:cs/>
+          <w:lang w:val="ar_AE" w:bidi="ar_AE"/>
+        </w:rPr>
+        <w:t>1:6–7</w:t>
+      </w:r>
       <w:r>
         <w:rPr>
           <w:rtl/>
@@ -2404,20 +2110,14 @@
         </w:rPr>
         <w:t>ه (</w:t>
       </w:r>
-      <w:hyperlink r:id="rId53">
-        <w:r>
-          <w:rPr>
-            <w:rtl/>
-            <w:cs/>
-            <w:lang w:val="ar_AE" w:bidi="ar_AE"/>
-          </w:rPr>
-          <w:rPr>
-            <w:color w:val="0000EE"/>
-            <w:u w:val="single"/>
-          </w:rPr>
-          <w:t>1 تَسَالُونِيكِي 1:4</w:t>
-        </w:r>
-      </w:hyperlink>
+      <w:r>
+        <w:rPr>
+          <w:rtl/>
+          <w:cs/>
+          <w:lang w:val="ar_AE" w:bidi="ar_AE"/>
+        </w:rPr>
+        <w:t>1 تَسَالُونِيكِي 1:4</w:t>
+      </w:r>
       <w:r>
         <w:rPr>
           <w:rtl/>
@@ -2442,20 +2142,14 @@
         </w:rPr>
         <w:t xml:space="preserve"> (</w:t>
       </w:r>
-      <w:hyperlink r:id="rId54">
-        <w:r>
-          <w:rPr>
-            <w:rtl/>
-            <w:cs/>
-            <w:lang w:val="ar_AE" w:bidi="ar_AE"/>
-          </w:rPr>
-          <w:rPr>
-            <w:color w:val="0000EE"/>
-            <w:u w:val="single"/>
-          </w:rPr>
-          <w:t>1:5</w:t>
-        </w:r>
-      </w:hyperlink>
+      <w:r>
+        <w:rPr>
+          <w:rtl/>
+          <w:cs/>
+          <w:lang w:val="ar_AE" w:bidi="ar_AE"/>
+        </w:rPr>
+        <w:t>1:5</w:t>
+      </w:r>
       <w:r>
         <w:rPr>
           <w:rtl/>
@@ -2480,20 +2174,14 @@
         </w:rPr>
         <w:t xml:space="preserve"> (</w:t>
       </w:r>
-      <w:hyperlink r:id="rId27">
-        <w:r>
-          <w:rPr>
-            <w:rtl/>
-            <w:cs/>
-            <w:lang w:val="ar_AE" w:bidi="ar_AE"/>
-          </w:rPr>
-          <w:rPr>
-            <w:color w:val="0000EE"/>
-            <w:u w:val="single"/>
-          </w:rPr>
-          <w:t>2:13</w:t>
-        </w:r>
-      </w:hyperlink>
+      <w:r>
+        <w:rPr>
+          <w:rtl/>
+          <w:cs/>
+          <w:lang w:val="ar_AE" w:bidi="ar_AE"/>
+        </w:rPr>
+        <w:t>2:13</w:t>
+      </w:r>
       <w:r>
         <w:rPr>
           <w:rtl/>
@@ -2518,20 +2206,14 @@
         </w:rPr>
         <w:t xml:space="preserve"> (</w:t>
       </w:r>
-      <w:hyperlink r:id="rId55">
-        <w:r>
-          <w:rPr>
-            <w:rtl/>
-            <w:cs/>
-            <w:lang w:val="ar_AE" w:bidi="ar_AE"/>
-          </w:rPr>
-          <w:rPr>
-            <w:color w:val="0000EE"/>
-            <w:u w:val="single"/>
-          </w:rPr>
-          <w:t>1:9–10</w:t>
-        </w:r>
-      </w:hyperlink>
+      <w:r>
+        <w:rPr>
+          <w:rtl/>
+          <w:cs/>
+          <w:lang w:val="ar_AE" w:bidi="ar_AE"/>
+        </w:rPr>
+        <w:t>1:9–10</w:t>
+      </w:r>
       <w:r>
         <w:rPr>
           <w:rtl/>
@@ -2572,20 +2254,14 @@
         </w:rPr>
         <w:t>(</w:t>
       </w:r>
-      <w:hyperlink r:id="rId56">
-        <w:r>
-          <w:rPr>
-            <w:rtl/>
-            <w:cs/>
-            <w:lang w:val="ar_AE" w:bidi="ar_AE"/>
-          </w:rPr>
-          <w:rPr>
-            <w:color w:val="0000EE"/>
-            <w:u w:val="single"/>
-          </w:rPr>
-          <w:t>3:8</w:t>
-        </w:r>
-      </w:hyperlink>
+      <w:r>
+        <w:rPr>
+          <w:rtl/>
+          <w:cs/>
+          <w:lang w:val="ar_AE" w:bidi="ar_AE"/>
+        </w:rPr>
+        <w:t>3:8</w:t>
+      </w:r>
       <w:r>
         <w:rPr>
           <w:rtl/>
@@ -2594,20 +2270,14 @@
         </w:rPr>
         <w:t xml:space="preserve">، </w:t>
       </w:r>
-      <w:hyperlink r:id="rId57">
-        <w:r>
-          <w:rPr>
-            <w:rtl/>
-            <w:cs/>
-            <w:lang w:val="ar_AE" w:bidi="ar_AE"/>
-          </w:rPr>
-          <w:rPr>
-            <w:color w:val="0000EE"/>
-            <w:u w:val="single"/>
-          </w:rPr>
-          <w:t>13</w:t>
-        </w:r>
-      </w:hyperlink>
+      <w:r>
+        <w:rPr>
+          <w:rtl/>
+          <w:cs/>
+          <w:lang w:val="ar_AE" w:bidi="ar_AE"/>
+        </w:rPr>
+        <w:t>13</w:t>
+      </w:r>
       <w:r>
         <w:rPr>
           <w:rtl/>
@@ -2644,20 +2314,14 @@
         </w:rPr>
         <w:t xml:space="preserve"> (</w:t>
       </w:r>
-      <w:hyperlink r:id="rId58">
-        <w:r>
-          <w:rPr>
-            <w:rtl/>
-            <w:cs/>
-            <w:lang w:val="ar_AE" w:bidi="ar_AE"/>
-          </w:rPr>
-          <w:rPr>
-            <w:color w:val="0000EE"/>
-            <w:u w:val="single"/>
-          </w:rPr>
-          <w:t>4:3–8</w:t>
-        </w:r>
-      </w:hyperlink>
+      <w:r>
+        <w:rPr>
+          <w:rtl/>
+          <w:cs/>
+          <w:lang w:val="ar_AE" w:bidi="ar_AE"/>
+        </w:rPr>
+        <w:t>4:3–8</w:t>
+      </w:r>
       <w:r>
         <w:rPr>
           <w:rtl/>
@@ -2682,20 +2346,14 @@
         </w:rPr>
         <w:t xml:space="preserve"> (</w:t>
       </w:r>
-      <w:hyperlink r:id="rId37">
-        <w:r>
-          <w:rPr>
-            <w:rtl/>
-            <w:cs/>
-            <w:lang w:val="ar_AE" w:bidi="ar_AE"/>
-          </w:rPr>
-          <w:rPr>
-            <w:color w:val="0000EE"/>
-            <w:u w:val="single"/>
-          </w:rPr>
-          <w:t>4:13–18</w:t>
-        </w:r>
-      </w:hyperlink>
+      <w:r>
+        <w:rPr>
+          <w:rtl/>
+          <w:cs/>
+          <w:lang w:val="ar_AE" w:bidi="ar_AE"/>
+        </w:rPr>
+        <w:t>4:13–18</w:t>
+      </w:r>
       <w:r>
         <w:rPr>
           <w:rtl/>
@@ -2720,20 +2378,14 @@
         </w:rPr>
         <w:t xml:space="preserve"> (</w:t>
       </w:r>
-      <w:hyperlink r:id="rId38">
-        <w:r>
-          <w:rPr>
-            <w:rtl/>
-            <w:cs/>
-            <w:lang w:val="ar_AE" w:bidi="ar_AE"/>
-          </w:rPr>
-          <w:rPr>
-            <w:color w:val="0000EE"/>
-            <w:u w:val="single"/>
-          </w:rPr>
-          <w:t>5:1–11</w:t>
-        </w:r>
-      </w:hyperlink>
+      <w:r>
+        <w:rPr>
+          <w:rtl/>
+          <w:cs/>
+          <w:lang w:val="ar_AE" w:bidi="ar_AE"/>
+        </w:rPr>
+        <w:t>5:1–11</w:t>
+      </w:r>
       <w:r>
         <w:rPr>
           <w:rtl/>
@@ -2758,20 +2410,14 @@
         </w:rPr>
         <w:t xml:space="preserve"> (</w:t>
       </w:r>
-      <w:hyperlink r:id="rId59">
-        <w:r>
-          <w:rPr>
-            <w:rtl/>
-            <w:cs/>
-            <w:lang w:val="ar_AE" w:bidi="ar_AE"/>
-          </w:rPr>
-          <w:rPr>
-            <w:color w:val="0000EE"/>
-            <w:u w:val="single"/>
-          </w:rPr>
-          <w:t>4:11</w:t>
-        </w:r>
-      </w:hyperlink>
+      <w:r>
+        <w:rPr>
+          <w:rtl/>
+          <w:cs/>
+          <w:lang w:val="ar_AE" w:bidi="ar_AE"/>
+        </w:rPr>
+        <w:t>4:11</w:t>
+      </w:r>
       <w:r>
         <w:rPr>
           <w:rtl/>
@@ -2780,20 +2426,14 @@
         </w:rPr>
         <w:t xml:space="preserve">؛ </w:t>
       </w:r>
-      <w:hyperlink r:id="rId35">
-        <w:r>
-          <w:rPr>
-            <w:rtl/>
-            <w:cs/>
-            <w:lang w:val="ar_AE" w:bidi="ar_AE"/>
-          </w:rPr>
-          <w:rPr>
-            <w:color w:val="0000EE"/>
-            <w:u w:val="single"/>
-          </w:rPr>
-          <w:t>5:14</w:t>
-        </w:r>
-      </w:hyperlink>
+      <w:r>
+        <w:rPr>
+          <w:rtl/>
+          <w:cs/>
+          <w:lang w:val="ar_AE" w:bidi="ar_AE"/>
+        </w:rPr>
+        <w:t>5:14</w:t>
+      </w:r>
       <w:r>
         <w:rPr>
           <w:rtl/>
@@ -2818,20 +2458,14 @@
         </w:rPr>
         <w:t xml:space="preserve"> (</w:t>
       </w:r>
-      <w:hyperlink r:id="rId39">
-        <w:r>
-          <w:rPr>
-            <w:rtl/>
-            <w:cs/>
-            <w:lang w:val="ar_AE" w:bidi="ar_AE"/>
-          </w:rPr>
-          <w:rPr>
-            <w:color w:val="0000EE"/>
-            <w:u w:val="single"/>
-          </w:rPr>
-          <w:t>5:12–13</w:t>
-        </w:r>
-      </w:hyperlink>
+      <w:r>
+        <w:rPr>
+          <w:rtl/>
+          <w:cs/>
+          <w:lang w:val="ar_AE" w:bidi="ar_AE"/>
+        </w:rPr>
+        <w:t>5:12–13</w:t>
+      </w:r>
       <w:r>
         <w:rPr>
           <w:rtl/>
@@ -2856,20 +2490,14 @@
         </w:rPr>
         <w:t>الكَنِيسَةِ (</w:t>
       </w:r>
-      <w:hyperlink r:id="rId40">
-        <w:r>
-          <w:rPr>
-            <w:rtl/>
-            <w:cs/>
-            <w:lang w:val="ar_AE" w:bidi="ar_AE"/>
-          </w:rPr>
-          <w:rPr>
-            <w:color w:val="0000EE"/>
-            <w:u w:val="single"/>
-          </w:rPr>
-          <w:t>5:19–22</w:t>
-        </w:r>
-      </w:hyperlink>
+      <w:r>
+        <w:rPr>
+          <w:rtl/>
+          <w:cs/>
+          <w:lang w:val="ar_AE" w:bidi="ar_AE"/>
+        </w:rPr>
+        <w:t>5:19–22</w:t>
+      </w:r>
       <w:r>
         <w:rPr>
           <w:rtl/>
@@ -2906,20 +2534,14 @@
         </w:rPr>
         <w:t xml:space="preserve"> (</w:t>
       </w:r>
-      <w:hyperlink r:id="rId60">
-        <w:r>
-          <w:rPr>
-            <w:rtl/>
-            <w:cs/>
-            <w:lang w:val="ar_AE" w:bidi="ar_AE"/>
-          </w:rPr>
-          <w:rPr>
-            <w:color w:val="0000EE"/>
-            <w:u w:val="single"/>
-          </w:rPr>
-          <w:t>1 تَسَالُونِيكِي 3:10</w:t>
-        </w:r>
-      </w:hyperlink>
+      <w:r>
+        <w:rPr>
+          <w:rtl/>
+          <w:cs/>
+          <w:lang w:val="ar_AE" w:bidi="ar_AE"/>
+        </w:rPr>
+        <w:t>1 تَسَالُونِيكِي 3:10</w:t>
+      </w:r>
       <w:r>
         <w:rPr>
           <w:rtl/>
@@ -2944,20 +2566,14 @@
         </w:rPr>
         <w:t xml:space="preserve"> (</w:t>
       </w:r>
-      <w:hyperlink r:id="rId61">
-        <w:r>
-          <w:rPr>
-            <w:rtl/>
-            <w:cs/>
-            <w:lang w:val="ar_AE" w:bidi="ar_AE"/>
-          </w:rPr>
-          <w:rPr>
-            <w:color w:val="0000EE"/>
-            <w:u w:val="single"/>
-          </w:rPr>
-          <w:t>5:23</w:t>
-        </w:r>
-      </w:hyperlink>
+      <w:r>
+        <w:rPr>
+          <w:rtl/>
+          <w:cs/>
+          <w:lang w:val="ar_AE" w:bidi="ar_AE"/>
+        </w:rPr>
+        <w:t>5:23</w:t>
+      </w:r>
       <w:r>
         <w:rPr>
           <w:rtl/>
@@ -2982,20 +2598,14 @@
         </w:rPr>
         <w:t>(</w:t>
       </w:r>
-      <w:hyperlink r:id="rId62">
-        <w:r>
-          <w:rPr>
-            <w:rtl/>
-            <w:cs/>
-            <w:lang w:val="ar_AE" w:bidi="ar_AE"/>
-          </w:rPr>
-          <w:rPr>
-            <w:color w:val="0000EE"/>
-            <w:u w:val="single"/>
-          </w:rPr>
-          <w:t>5:24</w:t>
-        </w:r>
-      </w:hyperlink>
+      <w:r>
+        <w:rPr>
+          <w:rtl/>
+          <w:cs/>
+          <w:lang w:val="ar_AE" w:bidi="ar_AE"/>
+        </w:rPr>
+        <w:t>5:24</w:t>
+      </w:r>
       <w:r>
         <w:rPr>
           <w:rtl/>
